--- a/BenBohannon_Resume.docx
+++ b/BenBohannon_Resume.docx
@@ -19,7 +19,7 @@
         <mc:AlternateContent>
           <mc:Choice Requires="wps">
             <w:drawing>
-              <wp:anchor distT="0" distB="0" distL="0" distR="0" simplePos="0" relativeHeight="251658240" behindDoc="1" locked="0" layoutInCell="1" hidden="0" allowOverlap="1" wp14:anchorId="18F90734" wp14:editId="74579534">
+              <wp:anchor distT="0" distB="0" distL="0" distR="0" simplePos="0" relativeHeight="251656192" behindDoc="1" locked="0" layoutInCell="1" hidden="0" allowOverlap="1" wp14:anchorId="18F90734" wp14:editId="2AFE294C">
                 <wp:simplePos x="0" y="0"/>
                 <wp:positionH relativeFrom="column">
                   <wp:posOffset>-395134</wp:posOffset>
@@ -71,7 +71,7 @@
           </mc:Choice>
           <mc:Fallback>
             <w:pict>
-              <v:rect w14:anchorId="18F90734" id="Rectangle 2053289751" o:spid="_x0000_s1026" style="position:absolute;left:0;text-align:left;margin-left:-31.1pt;margin-top:-30.3pt;width:617.55pt;height:68.8pt;z-index:-251658240;visibility:visible;mso-wrap-style:square;mso-wrap-distance-left:0;mso-wrap-distance-top:0;mso-wrap-distance-right:0;mso-wrap-distance-bottom:0;mso-position-horizontal:absolute;mso-position-horizontal-relative:text;mso-position-vertical:absolute;mso-position-vertical-relative:text;v-text-anchor:middle" o:gfxdata="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" fillcolor="#143c64" stroked="f">
+              <v:rect w14:anchorId="18F90734" id="Rectangle 2053289751" o:spid="_x0000_s1026" style="position:absolute;left:0;text-align:left;margin-left:-31.1pt;margin-top:-30.3pt;width:617.55pt;height:68.8pt;z-index:-251660288;visibility:visible;mso-wrap-style:square;mso-wrap-distance-left:0;mso-wrap-distance-top:0;mso-wrap-distance-right:0;mso-wrap-distance-bottom:0;mso-position-horizontal:absolute;mso-position-horizontal-relative:text;mso-position-vertical:absolute;mso-position-vertical-relative:text;v-text-anchor:middle" o:gfxdata="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" fillcolor="#143c64" stroked="f">
                 <v:textbox inset="2.53958mm,2.53958mm,2.53958mm,2.53958mm">
                   <w:txbxContent>
                     <w:p>
@@ -112,7 +112,7 @@
         <mc:AlternateContent>
           <mc:Choice Requires="wps">
             <w:drawing>
-              <wp:anchor distT="0" distB="0" distL="0" distR="0" simplePos="0" relativeHeight="251659264" behindDoc="1" locked="0" layoutInCell="1" hidden="0" allowOverlap="1" wp14:anchorId="2E5925A3" wp14:editId="6AC98D96">
+              <wp:anchor distT="0" distB="0" distL="0" distR="0" simplePos="0" relativeHeight="251657216" behindDoc="1" locked="0" layoutInCell="1" hidden="0" allowOverlap="1" wp14:anchorId="2E5925A3" wp14:editId="73830BAB">
                 <wp:simplePos x="0" y="0"/>
                 <wp:positionH relativeFrom="column">
                   <wp:posOffset>-395134</wp:posOffset>
@@ -164,7 +164,7 @@
           </mc:Choice>
           <mc:Fallback>
             <w:pict>
-              <v:rect w14:anchorId="2E5925A3" id="Rectangle 2053289750" o:spid="_x0000_s1027" style="position:absolute;left:0;text-align:left;margin-left:-31.1pt;margin-top:8.4pt;width:617.55pt;height:21.75pt;z-index:-251657216;visibility:visible;mso-wrap-style:square;mso-wrap-distance-left:0;mso-wrap-distance-top:0;mso-wrap-distance-right:0;mso-wrap-distance-bottom:0;mso-position-horizontal:absolute;mso-position-horizontal-relative:text;mso-position-vertical:absolute;mso-position-vertical-relative:text;v-text-anchor:middle" o:gfxdata="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" fillcolor="#e8e8e8 [3203]" stroked="f">
+              <v:rect w14:anchorId="2E5925A3" id="Rectangle 2053289750" o:spid="_x0000_s1027" style="position:absolute;left:0;text-align:left;margin-left:-31.1pt;margin-top:8.4pt;width:617.55pt;height:21.75pt;z-index:-251659264;visibility:visible;mso-wrap-style:square;mso-wrap-distance-left:0;mso-wrap-distance-top:0;mso-wrap-distance-right:0;mso-wrap-distance-bottom:0;mso-position-horizontal:absolute;mso-position-horizontal-relative:text;mso-position-vertical:absolute;mso-position-vertical-relative:text;v-text-anchor:middle" o:gfxdata="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" fillcolor="#e8e8e8 [3203]" stroked="f">
                 <v:textbox inset="2.53958mm,2.53958mm,2.53958mm,2.53958mm">
                   <w:txbxContent>
                     <w:p>
@@ -272,44 +272,70 @@
           <w:sz w:val="28"/>
           <w:szCs w:val="28"/>
         </w:rPr>
-        <w:t>ENTERPRISE TRANSFORMATION &amp; INFORMATION TECHNOLOGY LEADER</w:t>
+        <w:t>INFORMATION TECHNOLOGY</w:t>
+      </w:r>
+      <w:r>
+        <w:rPr>
+          <w:rFonts w:ascii="Calibri" w:eastAsia="Calibri" w:hAnsi="Calibri" w:cs="Calibri"/>
+          <w:b/>
+          <w:color w:val="153D63"/>
+          <w:sz w:val="28"/>
+          <w:szCs w:val="28"/>
+        </w:rPr>
+        <w:t xml:space="preserve"> &amp; </w:t>
+      </w:r>
+      <w:r>
+        <w:rPr>
+          <w:rFonts w:ascii="Calibri" w:eastAsia="Calibri" w:hAnsi="Calibri" w:cs="Calibri"/>
+          <w:b/>
+          <w:color w:val="153D63"/>
+          <w:sz w:val="28"/>
+          <w:szCs w:val="28"/>
+        </w:rPr>
+        <w:t>DIGITAL</w:t>
+      </w:r>
+      <w:r>
+        <w:rPr>
+          <w:rFonts w:ascii="Calibri" w:eastAsia="Calibri" w:hAnsi="Calibri" w:cs="Calibri"/>
+          <w:b/>
+          <w:color w:val="153D63"/>
+          <w:sz w:val="28"/>
+          <w:szCs w:val="28"/>
+        </w:rPr>
+        <w:t xml:space="preserve"> TRANSFORMATION</w:t>
+      </w:r>
+      <w:r>
+        <w:rPr>
+          <w:rFonts w:ascii="Calibri" w:eastAsia="Calibri" w:hAnsi="Calibri" w:cs="Calibri"/>
+          <w:b/>
+          <w:color w:val="153D63"/>
+          <w:sz w:val="28"/>
+          <w:szCs w:val="28"/>
+        </w:rPr>
+        <w:t xml:space="preserve"> </w:t>
+      </w:r>
+      <w:r>
+        <w:rPr>
+          <w:rFonts w:ascii="Calibri" w:eastAsia="Calibri" w:hAnsi="Calibri" w:cs="Calibri"/>
+          <w:b/>
+          <w:color w:val="153D63"/>
+          <w:sz w:val="28"/>
+          <w:szCs w:val="28"/>
+        </w:rPr>
+        <w:t>LEADER</w:t>
       </w:r>
     </w:p>
     <w:p>
       <w:pPr>
-        <w:pBdr>
-          <w:bottom w:val="single" w:sz="8" w:space="1" w:color="BFBFBF"/>
-        </w:pBdr>
-        <w:jc w:val="center"/>
-        <w:rPr>
-          <w:rFonts w:ascii="Calibri" w:eastAsia="Calibri" w:hAnsi="Calibri" w:cs="Calibri"/>
-          <w:i/>
-          <w:sz w:val="20"/>
-          <w:szCs w:val="20"/>
-        </w:rPr>
-      </w:pPr>
-      <w:r>
-        <w:rPr>
-          <w:rFonts w:ascii="Calibri" w:eastAsia="Calibri" w:hAnsi="Calibri" w:cs="Calibri"/>
-          <w:b/>
-          <w:i/>
-          <w:sz w:val="20"/>
-          <w:szCs w:val="20"/>
-        </w:rPr>
-        <w:t>Transforming large, complex IT and business challenges into streamlined, high-value enterprise solutions.</w:t>
-      </w:r>
+        <w:rPr>
+          <w:rFonts w:ascii="Calibri" w:eastAsia="Calibri" w:hAnsi="Calibri" w:cs="Calibri"/>
+          <w:sz w:val="20"/>
+          <w:szCs w:val="20"/>
+        </w:rPr>
+      </w:pPr>
     </w:p>
     <w:p>
       <w:pPr>
-        <w:rPr>
-          <w:rFonts w:ascii="Calibri" w:eastAsia="Calibri" w:hAnsi="Calibri" w:cs="Calibri"/>
-          <w:sz w:val="20"/>
-          <w:szCs w:val="20"/>
-        </w:rPr>
-      </w:pPr>
-    </w:p>
-    <w:p>
-      <w:pPr>
         <w:spacing w:line="276" w:lineRule="auto"/>
         <w:jc w:val="both"/>
         <w:rPr>
@@ -342,7 +368,47 @@
           <w:sz w:val="20"/>
           <w:szCs w:val="20"/>
         </w:rPr>
-        <w:t xml:space="preserve"> that unlock measurable business value. Recognized for aligning IT strategy with corporate objectives, accelerating adoption of cloud, IoT, ERP, and emerging technologies, and rescuing underperforming programs to deliver sustainable outcomes. Known as a servant leader who builds, empowers, and inspires high-performing local and global teams to exceed business expectations. Adept at driving operational excellence, cost optimization, cybersecurity, and regulatory compliance, while enabling scalable growth, innovation, and competitive advantage across Fortune 500 and global enterprises.</w:t>
+        <w:t xml:space="preserve"> that unlock measurable business value. Recognized for aligning IT strategy with corporate objectives, accelerating adoption of cloud, IoT, ERP, and emerging technologies, and rescuing underperforming programs to deliver sustainable outcomes. Known as a servant leader who builds, empowers, and inspires high-performing local and global teams to exceed business expectations. Adept at driving </w:t>
+      </w:r>
+      <w:r>
+        <w:rPr>
+          <w:rFonts w:ascii="Calibri" w:eastAsia="Calibri" w:hAnsi="Calibri" w:cs="Calibri"/>
+          <w:sz w:val="20"/>
+          <w:szCs w:val="20"/>
+        </w:rPr>
+        <w:t xml:space="preserve">people and teams to achieve technical and </w:t>
+      </w:r>
+      <w:r>
+        <w:rPr>
+          <w:rFonts w:ascii="Calibri" w:eastAsia="Calibri" w:hAnsi="Calibri" w:cs="Calibri"/>
+          <w:sz w:val="20"/>
+          <w:szCs w:val="20"/>
+        </w:rPr>
+        <w:t>operational excellence, cost optimization, cybersecurity, and regulatory</w:t>
+      </w:r>
+      <w:r>
+        <w:rPr>
+          <w:rFonts w:ascii="Calibri" w:eastAsia="Calibri" w:hAnsi="Calibri" w:cs="Calibri"/>
+          <w:sz w:val="20"/>
+          <w:szCs w:val="20"/>
+        </w:rPr>
+        <w:t xml:space="preserve"> </w:t>
+      </w:r>
+      <w:r>
+        <w:rPr>
+          <w:rFonts w:ascii="Calibri" w:eastAsia="Calibri" w:hAnsi="Calibri" w:cs="Calibri"/>
+          <w:sz w:val="20"/>
+          <w:szCs w:val="20"/>
+        </w:rPr>
+        <w:t xml:space="preserve">compliance, while enabling scalable growth, innovation, and competitive advantage </w:t>
+      </w:r>
+      <w:r>
+        <w:rPr>
+          <w:rFonts w:ascii="Calibri" w:eastAsia="Calibri" w:hAnsi="Calibri" w:cs="Calibri"/>
+          <w:sz w:val="20"/>
+          <w:szCs w:val="20"/>
+        </w:rPr>
+        <w:t>at leading global corporations.</w:t>
       </w:r>
     </w:p>
     <w:p>
@@ -557,6 +623,412 @@
           <w:szCs w:val="10"/>
         </w:rPr>
       </w:pPr>
+      <w:r>
+        <w:rPr>
+          <w:rFonts w:ascii="Calibri" w:eastAsia="Calibri" w:hAnsi="Calibri" w:cs="Calibri"/>
+          <w:b/>
+          <w:noProof/>
+          <w:sz w:val="18"/>
+          <w:szCs w:val="18"/>
+        </w:rPr>
+        <w:drawing>
+          <wp:anchor distT="0" distB="0" distL="114300" distR="114300" simplePos="0" relativeHeight="251658240" behindDoc="0" locked="0" layoutInCell="1" allowOverlap="1" wp14:anchorId="00CF75F2" wp14:editId="562474E8">
+            <wp:simplePos x="0" y="0"/>
+            <wp:positionH relativeFrom="column">
+              <wp:posOffset>12700</wp:posOffset>
+            </wp:positionH>
+            <wp:positionV relativeFrom="paragraph">
+              <wp:posOffset>7620</wp:posOffset>
+            </wp:positionV>
+            <wp:extent cx="901700" cy="817880"/>
+            <wp:effectExtent l="12700" t="12700" r="12700" b="7620"/>
+            <wp:wrapSquare wrapText="bothSides"/>
+            <wp:docPr id="1631799825" name="Diagram 7"/>
+            <wp:cNvGraphicFramePr/>
+            <a:graphic xmlns:a="http://schemas.openxmlformats.org/drawingml/2006/main">
+              <a:graphicData uri="http://schemas.openxmlformats.org/drawingml/2006/diagram">
+                <dgm:relIds xmlns:dgm="http://schemas.openxmlformats.org/drawingml/2006/diagram" xmlns:r="http://schemas.openxmlformats.org/officeDocument/2006/relationships" r:dm="rId6" r:lo="rId7" r:qs="rId8" r:cs="rId9"/>
+              </a:graphicData>
+            </a:graphic>
+            <wp14:sizeRelH relativeFrom="page">
+              <wp14:pctWidth>0</wp14:pctWidth>
+            </wp14:sizeRelH>
+            <wp14:sizeRelV relativeFrom="page">
+              <wp14:pctHeight>0</wp14:pctHeight>
+            </wp14:sizeRelV>
+          </wp:anchor>
+        </w:drawing>
+      </w:r>
+    </w:p>
+    <w:p>
+      <w:pPr>
+        <w:shd w:val="clear" w:color="auto" w:fill="F2F2F2"/>
+        <w:spacing w:line="276" w:lineRule="auto"/>
+        <w:rPr>
+          <w:rFonts w:ascii="Calibri" w:eastAsia="Calibri" w:hAnsi="Calibri" w:cs="Calibri"/>
+          <w:b/>
+          <w:sz w:val="18"/>
+          <w:szCs w:val="18"/>
+        </w:rPr>
+      </w:pPr>
+      <w:r>
+        <w:rPr>
+          <w:rFonts w:ascii="Calibri" w:eastAsia="Calibri" w:hAnsi="Calibri" w:cs="Calibri"/>
+          <w:b/>
+          <w:sz w:val="18"/>
+          <w:szCs w:val="18"/>
+        </w:rPr>
+        <w:t xml:space="preserve">  </w:t>
+      </w:r>
+      <w:r>
+        <w:rPr>
+          <w:rFonts w:ascii="Calibri" w:eastAsia="Calibri" w:hAnsi="Calibri" w:cs="Calibri"/>
+          <w:b/>
+          <w:sz w:val="18"/>
+          <w:szCs w:val="18"/>
+        </w:rPr>
+        <w:t>Project</w:t>
+      </w:r>
+      <w:r>
+        <w:rPr>
+          <w:rFonts w:ascii="Calibri" w:eastAsia="Calibri" w:hAnsi="Calibri" w:cs="Calibri"/>
+          <w:b/>
+          <w:sz w:val="18"/>
+          <w:szCs w:val="18"/>
+        </w:rPr>
+        <w:t xml:space="preserve"> &amp; Program</w:t>
+      </w:r>
+      <w:r>
+        <w:rPr>
+          <w:rFonts w:ascii="Calibri" w:eastAsia="Calibri" w:hAnsi="Calibri" w:cs="Calibri"/>
+          <w:b/>
+          <w:sz w:val="18"/>
+          <w:szCs w:val="18"/>
+        </w:rPr>
+        <w:t xml:space="preserve"> Management</w:t>
+      </w:r>
+      <w:r>
+        <w:rPr>
+          <w:rFonts w:ascii="Calibri" w:eastAsia="Calibri" w:hAnsi="Calibri" w:cs="Calibri"/>
+          <w:b/>
+          <w:sz w:val="18"/>
+          <w:szCs w:val="18"/>
+        </w:rPr>
+        <w:t xml:space="preserve"> </w:t>
+      </w:r>
+      <w:r>
+        <w:rPr>
+          <w:rFonts w:ascii="Calibri" w:eastAsia="Calibri" w:hAnsi="Calibri" w:cs="Calibri"/>
+          <w:b/>
+          <w:sz w:val="18"/>
+          <w:szCs w:val="18"/>
+        </w:rPr>
+        <w:t xml:space="preserve">| </w:t>
+      </w:r>
+      <w:r>
+        <w:rPr>
+          <w:rFonts w:ascii="Calibri" w:eastAsia="Calibri" w:hAnsi="Calibri" w:cs="Calibri"/>
+          <w:b/>
+          <w:sz w:val="18"/>
+          <w:szCs w:val="18"/>
+        </w:rPr>
+        <w:t xml:space="preserve">Product Management | Innovation and </w:t>
+      </w:r>
+      <w:r>
+        <w:rPr>
+          <w:rFonts w:ascii="Calibri" w:eastAsia="Calibri" w:hAnsi="Calibri" w:cs="Calibri"/>
+          <w:b/>
+          <w:sz w:val="18"/>
+          <w:szCs w:val="18"/>
+        </w:rPr>
+        <w:t>Solution</w:t>
+      </w:r>
+      <w:r>
+        <w:rPr>
+          <w:rFonts w:ascii="Calibri" w:eastAsia="Calibri" w:hAnsi="Calibri" w:cs="Calibri"/>
+          <w:b/>
+          <w:sz w:val="18"/>
+          <w:szCs w:val="18"/>
+        </w:rPr>
+        <w:t xml:space="preserve"> Design</w:t>
+      </w:r>
+      <w:r>
+        <w:rPr>
+          <w:rFonts w:ascii="Calibri" w:eastAsia="Calibri" w:hAnsi="Calibri" w:cs="Calibri"/>
+          <w:b/>
+          <w:sz w:val="18"/>
+          <w:szCs w:val="18"/>
+        </w:rPr>
+        <w:t xml:space="preserve"> </w:t>
+      </w:r>
+      <w:r>
+        <w:rPr>
+          <w:rFonts w:ascii="Calibri" w:eastAsia="Calibri" w:hAnsi="Calibri" w:cs="Calibri"/>
+          <w:b/>
+          <w:sz w:val="18"/>
+          <w:szCs w:val="18"/>
+        </w:rPr>
+        <w:t>|</w:t>
+      </w:r>
+      <w:r>
+        <w:rPr>
+          <w:rFonts w:ascii="Calibri" w:eastAsia="Calibri" w:hAnsi="Calibri" w:cs="Calibri"/>
+          <w:b/>
+          <w:sz w:val="18"/>
+          <w:szCs w:val="18"/>
+        </w:rPr>
+        <w:t xml:space="preserve"> </w:t>
+      </w:r>
+      <w:r>
+        <w:rPr>
+          <w:rFonts w:ascii="Calibri" w:eastAsia="Calibri" w:hAnsi="Calibri" w:cs="Calibri"/>
+          <w:b/>
+          <w:sz w:val="18"/>
+          <w:szCs w:val="18"/>
+        </w:rPr>
+        <w:t>API &amp; Systems Integratio</w:t>
+      </w:r>
+      <w:r>
+        <w:rPr>
+          <w:rFonts w:ascii="Calibri" w:eastAsia="Calibri" w:hAnsi="Calibri" w:cs="Calibri"/>
+          <w:b/>
+          <w:sz w:val="18"/>
+          <w:szCs w:val="18"/>
+        </w:rPr>
+        <w:t>n</w:t>
+      </w:r>
+      <w:r>
+        <w:rPr>
+          <w:rFonts w:ascii="Calibri" w:eastAsia="Calibri" w:hAnsi="Calibri" w:cs="Calibri"/>
+          <w:b/>
+          <w:sz w:val="18"/>
+          <w:szCs w:val="18"/>
+        </w:rPr>
+        <w:t xml:space="preserve"> </w:t>
+      </w:r>
+      <w:r>
+        <w:rPr>
+          <w:rFonts w:ascii="Calibri" w:eastAsia="Calibri" w:hAnsi="Calibri" w:cs="Calibri"/>
+          <w:b/>
+          <w:sz w:val="18"/>
+          <w:szCs w:val="18"/>
+        </w:rPr>
+        <w:t xml:space="preserve">  </w:t>
+      </w:r>
+    </w:p>
+    <w:p>
+      <w:pPr>
+        <w:shd w:val="clear" w:color="auto" w:fill="F2F2F2"/>
+        <w:spacing w:line="276" w:lineRule="auto"/>
+        <w:rPr>
+          <w:rFonts w:ascii="Calibri" w:eastAsia="Calibri" w:hAnsi="Calibri" w:cs="Calibri"/>
+          <w:b/>
+          <w:sz w:val="18"/>
+          <w:szCs w:val="18"/>
+        </w:rPr>
+      </w:pPr>
+      <w:r>
+        <w:rPr>
+          <w:rFonts w:ascii="Calibri" w:eastAsia="Calibri" w:hAnsi="Calibri" w:cs="Calibri"/>
+          <w:b/>
+          <w:sz w:val="18"/>
+          <w:szCs w:val="18"/>
+        </w:rPr>
+        <w:t xml:space="preserve">  </w:t>
+      </w:r>
+      <w:r>
+        <w:rPr>
+          <w:rFonts w:ascii="Calibri" w:eastAsia="Calibri" w:hAnsi="Calibri" w:cs="Calibri"/>
+          <w:b/>
+          <w:sz w:val="18"/>
+          <w:szCs w:val="18"/>
+        </w:rPr>
+        <w:t>Data Analytics &amp; Reporting</w:t>
+      </w:r>
+      <w:r>
+        <w:rPr>
+          <w:rFonts w:ascii="Calibri" w:eastAsia="Calibri" w:hAnsi="Calibri" w:cs="Calibri"/>
+          <w:b/>
+          <w:sz w:val="18"/>
+          <w:szCs w:val="18"/>
+        </w:rPr>
+        <w:t xml:space="preserve"> </w:t>
+      </w:r>
+      <w:r>
+        <w:rPr>
+          <w:rFonts w:ascii="Calibri" w:eastAsia="Calibri" w:hAnsi="Calibri" w:cs="Calibri"/>
+          <w:b/>
+          <w:sz w:val="18"/>
+          <w:szCs w:val="18"/>
+        </w:rPr>
+        <w:t xml:space="preserve">| </w:t>
+      </w:r>
+      <w:r>
+        <w:rPr>
+          <w:rFonts w:ascii="Calibri" w:eastAsia="Calibri" w:hAnsi="Calibri" w:cs="Calibri"/>
+          <w:b/>
+          <w:sz w:val="18"/>
+          <w:szCs w:val="18"/>
+        </w:rPr>
+        <w:t>Cloud Strategy &amp; Migration</w:t>
+      </w:r>
+      <w:r>
+        <w:rPr>
+          <w:rFonts w:ascii="Calibri" w:eastAsia="Calibri" w:hAnsi="Calibri" w:cs="Calibri"/>
+          <w:b/>
+          <w:sz w:val="18"/>
+          <w:szCs w:val="18"/>
+        </w:rPr>
+        <w:t xml:space="preserve"> | </w:t>
+      </w:r>
+      <w:r>
+        <w:rPr>
+          <w:rFonts w:ascii="Calibri" w:eastAsia="Calibri" w:hAnsi="Calibri" w:cs="Calibri"/>
+          <w:b/>
+          <w:sz w:val="18"/>
+          <w:szCs w:val="18"/>
+        </w:rPr>
+        <w:t xml:space="preserve">Digital Transformation | </w:t>
+      </w:r>
+      <w:r>
+        <w:rPr>
+          <w:rFonts w:ascii="Calibri" w:eastAsia="Calibri" w:hAnsi="Calibri" w:cs="Calibri"/>
+          <w:b/>
+          <w:sz w:val="18"/>
+          <w:szCs w:val="18"/>
+        </w:rPr>
+        <w:t xml:space="preserve">Enterprise Architecture </w:t>
+      </w:r>
+    </w:p>
+    <w:p>
+      <w:pPr>
+        <w:shd w:val="clear" w:color="auto" w:fill="F2F2F2"/>
+        <w:spacing w:line="276" w:lineRule="auto"/>
+        <w:rPr>
+          <w:rFonts w:ascii="Calibri" w:eastAsia="Calibri" w:hAnsi="Calibri" w:cs="Calibri"/>
+          <w:b/>
+          <w:sz w:val="18"/>
+          <w:szCs w:val="18"/>
+        </w:rPr>
+      </w:pPr>
+      <w:r>
+        <w:rPr>
+          <w:rFonts w:ascii="Calibri" w:eastAsia="Calibri" w:hAnsi="Calibri" w:cs="Calibri"/>
+          <w:b/>
+          <w:sz w:val="18"/>
+          <w:szCs w:val="18"/>
+        </w:rPr>
+        <w:t xml:space="preserve">  </w:t>
+      </w:r>
+      <w:r>
+        <w:rPr>
+          <w:rFonts w:ascii="Calibri" w:eastAsia="Calibri" w:hAnsi="Calibri" w:cs="Calibri"/>
+          <w:b/>
+          <w:sz w:val="18"/>
+          <w:szCs w:val="18"/>
+        </w:rPr>
+        <w:t>Compliance &amp; Risk Management</w:t>
+      </w:r>
+      <w:r>
+        <w:rPr>
+          <w:rFonts w:ascii="Calibri" w:eastAsia="Calibri" w:hAnsi="Calibri" w:cs="Calibri"/>
+          <w:b/>
+          <w:sz w:val="18"/>
+          <w:szCs w:val="18"/>
+        </w:rPr>
+        <w:t xml:space="preserve"> | </w:t>
+      </w:r>
+      <w:r>
+        <w:rPr>
+          <w:rFonts w:ascii="Calibri" w:eastAsia="Calibri" w:hAnsi="Calibri" w:cs="Calibri"/>
+          <w:b/>
+          <w:sz w:val="18"/>
+          <w:szCs w:val="18"/>
+        </w:rPr>
+        <w:t>Process Improvement |</w:t>
+      </w:r>
+      <w:r>
+        <w:rPr>
+          <w:rFonts w:ascii="Calibri" w:eastAsia="Calibri" w:hAnsi="Calibri" w:cs="Calibri"/>
+          <w:b/>
+          <w:sz w:val="18"/>
+          <w:szCs w:val="18"/>
+        </w:rPr>
+        <w:t xml:space="preserve"> </w:t>
+      </w:r>
+      <w:r>
+        <w:rPr>
+          <w:rFonts w:ascii="Calibri" w:eastAsia="Calibri" w:hAnsi="Calibri" w:cs="Calibri"/>
+          <w:b/>
+          <w:sz w:val="18"/>
+          <w:szCs w:val="18"/>
+        </w:rPr>
+        <w:t xml:space="preserve">IT Service Delivery | IT Governance | IT Financial Management  </w:t>
+      </w:r>
+      <w:r>
+        <w:rPr>
+          <w:rFonts w:ascii="Calibri" w:eastAsia="Calibri" w:hAnsi="Calibri" w:cs="Calibri"/>
+          <w:b/>
+          <w:sz w:val="18"/>
+          <w:szCs w:val="18"/>
+        </w:rPr>
+        <w:br/>
+        <w:t xml:space="preserve">  </w:t>
+      </w:r>
+      <w:r>
+        <w:rPr>
+          <w:rFonts w:ascii="Calibri" w:eastAsia="Calibri" w:hAnsi="Calibri" w:cs="Calibri"/>
+          <w:b/>
+          <w:sz w:val="18"/>
+          <w:szCs w:val="18"/>
+        </w:rPr>
+        <w:t xml:space="preserve">Vendor &amp; Stakeholder Management | </w:t>
+      </w:r>
+      <w:r>
+        <w:rPr>
+          <w:rFonts w:ascii="Calibri" w:eastAsia="Calibri" w:hAnsi="Calibri" w:cs="Calibri"/>
+          <w:b/>
+          <w:sz w:val="18"/>
+          <w:szCs w:val="18"/>
+        </w:rPr>
+        <w:t xml:space="preserve">Global </w:t>
+      </w:r>
+      <w:r>
+        <w:rPr>
+          <w:rFonts w:ascii="Calibri" w:eastAsia="Calibri" w:hAnsi="Calibri" w:cs="Calibri"/>
+          <w:b/>
+          <w:sz w:val="18"/>
+          <w:szCs w:val="18"/>
+        </w:rPr>
+        <w:t xml:space="preserve">People </w:t>
+      </w:r>
+      <w:r>
+        <w:rPr>
+          <w:rFonts w:ascii="Calibri" w:eastAsia="Calibri" w:hAnsi="Calibri" w:cs="Calibri"/>
+          <w:b/>
+          <w:sz w:val="18"/>
+          <w:szCs w:val="18"/>
+        </w:rPr>
+        <w:t xml:space="preserve">and Teams | </w:t>
+      </w:r>
+      <w:r>
+        <w:rPr>
+          <w:rFonts w:ascii="Calibri" w:eastAsia="Calibri" w:hAnsi="Calibri" w:cs="Calibri"/>
+          <w:b/>
+          <w:sz w:val="18"/>
+          <w:szCs w:val="18"/>
+        </w:rPr>
+        <w:t>Change Management</w:t>
+      </w:r>
+      <w:r>
+        <w:rPr>
+          <w:rFonts w:ascii="Calibri" w:eastAsia="Calibri" w:hAnsi="Calibri" w:cs="Calibri"/>
+          <w:b/>
+          <w:sz w:val="18"/>
+          <w:szCs w:val="18"/>
+        </w:rPr>
+        <w:t xml:space="preserve"> | Expatriate Experience</w:t>
+      </w:r>
     </w:p>
     <w:p>
       <w:pPr>
@@ -566,145 +1038,6 @@
         <w:rPr>
           <w:rFonts w:ascii="Calibri" w:eastAsia="Calibri" w:hAnsi="Calibri" w:cs="Calibri"/>
           <w:b/>
-          <w:sz w:val="18"/>
-          <w:szCs w:val="18"/>
-        </w:rPr>
-      </w:pPr>
-      <w:r>
-        <w:rPr>
-          <w:rFonts w:ascii="Calibri" w:eastAsia="Calibri" w:hAnsi="Calibri" w:cs="Calibri"/>
-          <w:b/>
-          <w:sz w:val="18"/>
-          <w:szCs w:val="18"/>
-        </w:rPr>
-        <w:t>Program &amp; Project Management (Agile</w:t>
-      </w:r>
-      <w:r>
-        <w:rPr>
-          <w:rFonts w:ascii="Calibri" w:eastAsia="Calibri" w:hAnsi="Calibri" w:cs="Calibri"/>
-          <w:b/>
-          <w:sz w:val="18"/>
-          <w:szCs w:val="18"/>
-        </w:rPr>
-        <w:t xml:space="preserve"> and</w:t>
-      </w:r>
-      <w:r>
-        <w:rPr>
-          <w:rFonts w:ascii="Calibri" w:eastAsia="Calibri" w:hAnsi="Calibri" w:cs="Calibri"/>
-          <w:b/>
-          <w:sz w:val="18"/>
-          <w:szCs w:val="18"/>
-        </w:rPr>
-        <w:t xml:space="preserve"> Waterfall) | Enterprise</w:t>
-      </w:r>
-      <w:r>
-        <w:rPr>
-          <w:rFonts w:ascii="Calibri" w:eastAsia="Calibri" w:hAnsi="Calibri" w:cs="Calibri"/>
-          <w:b/>
-          <w:sz w:val="18"/>
-          <w:szCs w:val="18"/>
-        </w:rPr>
-        <w:t xml:space="preserve"> Architecture and </w:t>
-      </w:r>
-      <w:r>
-        <w:rPr>
-          <w:rFonts w:ascii="Calibri" w:eastAsia="Calibri" w:hAnsi="Calibri" w:cs="Calibri"/>
-          <w:b/>
-          <w:sz w:val="18"/>
-          <w:szCs w:val="18"/>
-        </w:rPr>
-        <w:t>Solution</w:t>
-      </w:r>
-      <w:r>
-        <w:rPr>
-          <w:rFonts w:ascii="Calibri" w:eastAsia="Calibri" w:hAnsi="Calibri" w:cs="Calibri"/>
-          <w:b/>
-          <w:sz w:val="18"/>
-          <w:szCs w:val="18"/>
-        </w:rPr>
-        <w:t xml:space="preserve"> Design</w:t>
-      </w:r>
-      <w:r>
-        <w:rPr>
-          <w:rFonts w:ascii="Calibri" w:eastAsia="Calibri" w:hAnsi="Calibri" w:cs="Calibri"/>
-          <w:b/>
-          <w:sz w:val="18"/>
-          <w:szCs w:val="18"/>
-        </w:rPr>
-        <w:t xml:space="preserve"> | Cloud Strategy &amp; Migration</w:t>
-      </w:r>
-    </w:p>
-    <w:p>
-      <w:pPr>
-        <w:shd w:val="clear" w:color="auto" w:fill="F2F2F2"/>
-        <w:spacing w:line="276" w:lineRule="auto"/>
-        <w:jc w:val="center"/>
-        <w:rPr>
-          <w:rFonts w:ascii="Calibri" w:eastAsia="Calibri" w:hAnsi="Calibri" w:cs="Calibri"/>
-          <w:b/>
-          <w:sz w:val="18"/>
-          <w:szCs w:val="18"/>
-        </w:rPr>
-      </w:pPr>
-      <w:r>
-        <w:rPr>
-          <w:rFonts w:ascii="Calibri" w:eastAsia="Calibri" w:hAnsi="Calibri" w:cs="Calibri"/>
-          <w:b/>
-          <w:sz w:val="18"/>
-          <w:szCs w:val="18"/>
-        </w:rPr>
-        <w:t>API Development &amp; Systems Integration  | Process Improvement &amp; Workflow Optimization | Data Analytics &amp; Reporting</w:t>
-      </w:r>
-    </w:p>
-    <w:p>
-      <w:pPr>
-        <w:shd w:val="clear" w:color="auto" w:fill="F2F2F2"/>
-        <w:spacing w:line="276" w:lineRule="auto"/>
-        <w:jc w:val="center"/>
-        <w:rPr>
-          <w:rFonts w:ascii="Calibri" w:eastAsia="Calibri" w:hAnsi="Calibri" w:cs="Calibri"/>
-          <w:b/>
-          <w:sz w:val="18"/>
-          <w:szCs w:val="18"/>
-        </w:rPr>
-      </w:pPr>
-      <w:r>
-        <w:rPr>
-          <w:rFonts w:ascii="Calibri" w:eastAsia="Calibri" w:hAnsi="Calibri" w:cs="Calibri"/>
-          <w:b/>
-          <w:sz w:val="18"/>
-          <w:szCs w:val="18"/>
-        </w:rPr>
-        <w:t>Change Management &amp; Digital Transformation | Vendor &amp; Stakeholder Management | Compliance &amp; Risk Management</w:t>
-      </w:r>
-      <w:r>
-        <w:rPr>
-          <w:rFonts w:ascii="Calibri" w:eastAsia="Calibri" w:hAnsi="Calibri" w:cs="Calibri"/>
-          <w:b/>
-          <w:sz w:val="18"/>
-          <w:szCs w:val="18"/>
-        </w:rPr>
-        <w:t xml:space="preserve"> </w:t>
-      </w:r>
-      <w:r>
-        <w:rPr>
-          <w:rFonts w:ascii="Calibri" w:eastAsia="Calibri" w:hAnsi="Calibri" w:cs="Calibri"/>
-          <w:b/>
-          <w:sz w:val="18"/>
-          <w:szCs w:val="18"/>
-        </w:rPr>
-        <w:br/>
-        <w:t>IT Service Delivery | IT Governance | IT Financial Management | Leading Complex Technology Engagements</w:t>
-      </w:r>
-    </w:p>
-    <w:p>
-      <w:pPr>
-        <w:shd w:val="clear" w:color="auto" w:fill="F2F2F2"/>
-        <w:spacing w:line="276" w:lineRule="auto"/>
-        <w:jc w:val="center"/>
-        <w:rPr>
-          <w:rFonts w:ascii="Calibri" w:eastAsia="Calibri" w:hAnsi="Calibri" w:cs="Calibri"/>
-          <w:b/>
           <w:sz w:val="10"/>
           <w:szCs w:val="10"/>
         </w:rPr>
@@ -728,16 +1061,16 @@
         <w:rPr>
           <w:rFonts w:ascii="Calibri" w:eastAsia="Calibri" w:hAnsi="Calibri" w:cs="Calibri"/>
           <w:color w:val="FFFFFF"/>
-          <w:sz w:val="20"/>
-          <w:szCs w:val="20"/>
+          <w:sz w:val="22"/>
+          <w:szCs w:val="22"/>
         </w:rPr>
       </w:pPr>
       <w:r>
         <w:rPr>
           <w:rFonts w:ascii="Calibri" w:eastAsia="Calibri" w:hAnsi="Calibri" w:cs="Calibri"/>
           <w:color w:val="FFFFFF"/>
-          <w:sz w:val="20"/>
-          <w:szCs w:val="20"/>
+          <w:sz w:val="22"/>
+          <w:szCs w:val="22"/>
         </w:rPr>
         <w:t>CAREER HISTORY</w:t>
       </w:r>
@@ -1382,6 +1715,27 @@
     </w:p>
     <w:p>
       <w:pPr>
+        <w:rPr>
+          <w:rFonts w:ascii="Calibri" w:eastAsia="Calibri" w:hAnsi="Calibri" w:cs="Calibri"/>
+          <w:b/>
+          <w:color w:val="153D63"/>
+          <w:sz w:val="20"/>
+          <w:szCs w:val="20"/>
+        </w:rPr>
+      </w:pPr>
+      <w:r>
+        <w:rPr>
+          <w:rFonts w:ascii="Calibri" w:eastAsia="Calibri" w:hAnsi="Calibri" w:cs="Calibri"/>
+          <w:b/>
+          <w:color w:val="153D63"/>
+          <w:sz w:val="20"/>
+          <w:szCs w:val="20"/>
+        </w:rPr>
+        <w:br w:type="page"/>
+      </w:r>
+    </w:p>
+    <w:p>
+      <w:pPr>
         <w:spacing w:line="276" w:lineRule="auto"/>
         <w:rPr>
           <w:rFonts w:ascii="Calibri" w:eastAsia="Calibri" w:hAnsi="Calibri" w:cs="Calibri"/>
@@ -1911,27 +2265,7 @@
           <w:sz w:val="20"/>
           <w:szCs w:val="20"/>
         </w:rPr>
-        <w:t xml:space="preserve"> using MuleSoft </w:t>
-      </w:r>
-      <w:proofErr w:type="spellStart"/>
-      <w:r>
-        <w:rPr>
-          <w:rFonts w:ascii="Calibri" w:eastAsia="Calibri" w:hAnsi="Calibri" w:cs="Calibri"/>
-          <w:color w:val="000000"/>
-          <w:sz w:val="20"/>
-          <w:szCs w:val="20"/>
-        </w:rPr>
-        <w:t>Anypoint</w:t>
-      </w:r>
-      <w:proofErr w:type="spellEnd"/>
-      <w:r>
-        <w:rPr>
-          <w:rFonts w:ascii="Calibri" w:eastAsia="Calibri" w:hAnsi="Calibri" w:cs="Calibri"/>
-          <w:color w:val="000000"/>
-          <w:sz w:val="20"/>
-          <w:szCs w:val="20"/>
-        </w:rPr>
-        <w:t>, streamlining enterprise connectivity across cloud and on-prem environments while enabling real-time data flow and improved operational efficiency.</w:t>
+        <w:t xml:space="preserve"> using MuleSoft Anypoint, streamlining enterprise connectivity across cloud and on-prem environments while enabling real-time data flow and improved operational efficiency.</w:t>
       </w:r>
     </w:p>
     <w:p>
@@ -2981,16 +3315,16 @@
         <w:rPr>
           <w:rFonts w:ascii="Calibri" w:eastAsia="Calibri" w:hAnsi="Calibri" w:cs="Calibri"/>
           <w:color w:val="FFFFFF"/>
-          <w:sz w:val="20"/>
-          <w:szCs w:val="20"/>
+          <w:sz w:val="21"/>
+          <w:szCs w:val="21"/>
         </w:rPr>
       </w:pPr>
       <w:r>
         <w:rPr>
           <w:rFonts w:ascii="Calibri" w:eastAsia="Calibri" w:hAnsi="Calibri" w:cs="Calibri"/>
           <w:color w:val="FFFFFF"/>
-          <w:sz w:val="20"/>
-          <w:szCs w:val="20"/>
+          <w:sz w:val="21"/>
+          <w:szCs w:val="21"/>
         </w:rPr>
         <w:t>CERTIFICATIONS</w:t>
       </w:r>
@@ -3188,16 +3522,16 @@
         <w:rPr>
           <w:rFonts w:ascii="Calibri" w:eastAsia="Calibri" w:hAnsi="Calibri" w:cs="Calibri"/>
           <w:color w:val="FFFFFF"/>
-          <w:sz w:val="20"/>
-          <w:szCs w:val="20"/>
+          <w:sz w:val="21"/>
+          <w:szCs w:val="21"/>
         </w:rPr>
       </w:pPr>
       <w:r>
         <w:rPr>
           <w:rFonts w:ascii="Calibri" w:eastAsia="Calibri" w:hAnsi="Calibri" w:cs="Calibri"/>
           <w:color w:val="FFFFFF"/>
-          <w:sz w:val="20"/>
-          <w:szCs w:val="20"/>
+          <w:sz w:val="21"/>
+          <w:szCs w:val="21"/>
         </w:rPr>
         <w:t>EDUCATION</w:t>
       </w:r>
@@ -3272,7 +3606,7 @@
     </w:p>
     <w:sectPr>
       <w:pgSz w:w="12240" w:h="15840"/>
-      <w:pgMar w:top="576" w:right="450" w:bottom="369" w:left="540" w:header="720" w:footer="720" w:gutter="0"/>
+      <w:pgMar w:top="576" w:right="450" w:bottom="153" w:left="540" w:header="720" w:footer="720" w:gutter="0"/>
       <w:pgNumType w:start="1"/>
       <w:cols w:space="720"/>
     </w:sectPr>
@@ -6073,6 +6407,2587 @@
 </w:styles>
 </file>
 
+<file path=word/diagrams/colors1.xml><?xml version="1.0" encoding="utf-8"?>
+<dgm:colorsDef xmlns:dgm="http://schemas.openxmlformats.org/drawingml/2006/diagram" xmlns:a="http://schemas.openxmlformats.org/drawingml/2006/main" uniqueId="urn:microsoft.com/office/officeart/2005/8/colors/accent1_2">
+  <dgm:title val=""/>
+  <dgm:desc val=""/>
+  <dgm:catLst>
+    <dgm:cat type="accent1" pri="11200"/>
+  </dgm:catLst>
+  <dgm:styleLbl name="node0">
+    <dgm:fillClrLst meth="repeat">
+      <a:schemeClr val="accent1"/>
+    </dgm:fillClrLst>
+    <dgm:linClrLst meth="repeat">
+      <a:schemeClr val="lt1"/>
+    </dgm:linClrLst>
+    <dgm:effectClrLst/>
+    <dgm:txLinClrLst/>
+    <dgm:txFillClrLst/>
+    <dgm:txEffectClrLst/>
+  </dgm:styleLbl>
+  <dgm:styleLbl name="alignNode1">
+    <dgm:fillClrLst meth="repeat">
+      <a:schemeClr val="accent1"/>
+    </dgm:fillClrLst>
+    <dgm:linClrLst meth="repeat">
+      <a:schemeClr val="accent1"/>
+    </dgm:linClrLst>
+    <dgm:effectClrLst/>
+    <dgm:txLinClrLst/>
+    <dgm:txFillClrLst/>
+    <dgm:txEffectClrLst/>
+  </dgm:styleLbl>
+  <dgm:styleLbl name="node1">
+    <dgm:fillClrLst meth="repeat">
+      <a:schemeClr val="accent1"/>
+    </dgm:fillClrLst>
+    <dgm:linClrLst meth="repeat">
+      <a:schemeClr val="lt1"/>
+    </dgm:linClrLst>
+    <dgm:effectClrLst/>
+    <dgm:txLinClrLst/>
+    <dgm:txFillClrLst/>
+    <dgm:txEffectClrLst/>
+  </dgm:styleLbl>
+  <dgm:styleLbl name="lnNode1">
+    <dgm:fillClrLst meth="repeat">
+      <a:schemeClr val="accent1"/>
+    </dgm:fillClrLst>
+    <dgm:linClrLst meth="repeat">
+      <a:schemeClr val="lt1"/>
+    </dgm:linClrLst>
+    <dgm:effectClrLst/>
+    <dgm:txLinClrLst/>
+    <dgm:txFillClrLst/>
+    <dgm:txEffectClrLst/>
+  </dgm:styleLbl>
+  <dgm:styleLbl name="vennNode1">
+    <dgm:fillClrLst meth="repeat">
+      <a:schemeClr val="accent1">
+        <a:alpha val="50000"/>
+      </a:schemeClr>
+    </dgm:fillClrLst>
+    <dgm:linClrLst meth="repeat">
+      <a:schemeClr val="lt1"/>
+    </dgm:linClrLst>
+    <dgm:effectClrLst/>
+    <dgm:txLinClrLst/>
+    <dgm:txFillClrLst/>
+    <dgm:txEffectClrLst/>
+  </dgm:styleLbl>
+  <dgm:styleLbl name="node2">
+    <dgm:fillClrLst meth="repeat">
+      <a:schemeClr val="accent1"/>
+    </dgm:fillClrLst>
+    <dgm:linClrLst meth="repeat">
+      <a:schemeClr val="lt1"/>
+    </dgm:linClrLst>
+    <dgm:effectClrLst/>
+    <dgm:txLinClrLst/>
+    <dgm:txFillClrLst/>
+    <dgm:txEffectClrLst/>
+  </dgm:styleLbl>
+  <dgm:styleLbl name="node3">
+    <dgm:fillClrLst meth="repeat">
+      <a:schemeClr val="accent1"/>
+    </dgm:fillClrLst>
+    <dgm:linClrLst meth="repeat">
+      <a:schemeClr val="lt1"/>
+    </dgm:linClrLst>
+    <dgm:effectClrLst/>
+    <dgm:txLinClrLst/>
+    <dgm:txFillClrLst/>
+    <dgm:txEffectClrLst/>
+  </dgm:styleLbl>
+  <dgm:styleLbl name="node4">
+    <dgm:fillClrLst meth="repeat">
+      <a:schemeClr val="accent1"/>
+    </dgm:fillClrLst>
+    <dgm:linClrLst meth="repeat">
+      <a:schemeClr val="lt1"/>
+    </dgm:linClrLst>
+    <dgm:effectClrLst/>
+    <dgm:txLinClrLst/>
+    <dgm:txFillClrLst/>
+    <dgm:txEffectClrLst/>
+  </dgm:styleLbl>
+  <dgm:styleLbl name="fgImgPlace1">
+    <dgm:fillClrLst meth="repeat">
+      <a:schemeClr val="accent1">
+        <a:tint val="50000"/>
+      </a:schemeClr>
+    </dgm:fillClrLst>
+    <dgm:linClrLst meth="repeat">
+      <a:schemeClr val="lt1"/>
+    </dgm:linClrLst>
+    <dgm:effectClrLst/>
+    <dgm:txLinClrLst/>
+    <dgm:txFillClrLst meth="repeat">
+      <a:schemeClr val="lt1"/>
+    </dgm:txFillClrLst>
+    <dgm:txEffectClrLst/>
+  </dgm:styleLbl>
+  <dgm:styleLbl name="alignImgPlace1">
+    <dgm:fillClrLst meth="repeat">
+      <a:schemeClr val="accent1">
+        <a:tint val="50000"/>
+      </a:schemeClr>
+    </dgm:fillClrLst>
+    <dgm:linClrLst meth="repeat">
+      <a:schemeClr val="lt1"/>
+    </dgm:linClrLst>
+    <dgm:effectClrLst/>
+    <dgm:txLinClrLst/>
+    <dgm:txFillClrLst meth="repeat">
+      <a:schemeClr val="lt1"/>
+    </dgm:txFillClrLst>
+    <dgm:txEffectClrLst/>
+  </dgm:styleLbl>
+  <dgm:styleLbl name="bgImgPlace1">
+    <dgm:fillClrLst meth="repeat">
+      <a:schemeClr val="accent1">
+        <a:tint val="50000"/>
+      </a:schemeClr>
+    </dgm:fillClrLst>
+    <dgm:linClrLst meth="repeat">
+      <a:schemeClr val="lt1"/>
+    </dgm:linClrLst>
+    <dgm:effectClrLst/>
+    <dgm:txLinClrLst/>
+    <dgm:txFillClrLst meth="repeat">
+      <a:schemeClr val="lt1"/>
+    </dgm:txFillClrLst>
+    <dgm:txEffectClrLst/>
+  </dgm:styleLbl>
+  <dgm:styleLbl name="sibTrans2D1">
+    <dgm:fillClrLst meth="repeat">
+      <a:schemeClr val="accent1">
+        <a:tint val="60000"/>
+      </a:schemeClr>
+    </dgm:fillClrLst>
+    <dgm:linClrLst meth="repeat">
+      <a:schemeClr val="accent1">
+        <a:tint val="60000"/>
+      </a:schemeClr>
+    </dgm:linClrLst>
+    <dgm:effectClrLst/>
+    <dgm:txLinClrLst/>
+    <dgm:txFillClrLst/>
+    <dgm:txEffectClrLst/>
+  </dgm:styleLbl>
+  <dgm:styleLbl name="fgSibTrans2D1">
+    <dgm:fillClrLst meth="repeat">
+      <a:schemeClr val="accent1">
+        <a:tint val="60000"/>
+      </a:schemeClr>
+    </dgm:fillClrLst>
+    <dgm:linClrLst meth="repeat">
+      <a:schemeClr val="accent1">
+        <a:tint val="60000"/>
+      </a:schemeClr>
+    </dgm:linClrLst>
+    <dgm:effectClrLst/>
+    <dgm:txLinClrLst/>
+    <dgm:txFillClrLst/>
+    <dgm:txEffectClrLst/>
+  </dgm:styleLbl>
+  <dgm:styleLbl name="bgSibTrans2D1">
+    <dgm:fillClrLst meth="repeat">
+      <a:schemeClr val="accent1">
+        <a:tint val="60000"/>
+      </a:schemeClr>
+    </dgm:fillClrLst>
+    <dgm:linClrLst meth="repeat">
+      <a:schemeClr val="accent1">
+        <a:tint val="60000"/>
+      </a:schemeClr>
+    </dgm:linClrLst>
+    <dgm:effectClrLst/>
+    <dgm:txLinClrLst/>
+    <dgm:txFillClrLst/>
+    <dgm:txEffectClrLst/>
+  </dgm:styleLbl>
+  <dgm:styleLbl name="sibTrans1D1">
+    <dgm:fillClrLst meth="repeat">
+      <a:schemeClr val="accent1"/>
+    </dgm:fillClrLst>
+    <dgm:linClrLst meth="repeat">
+      <a:schemeClr val="accent1"/>
+    </dgm:linClrLst>
+    <dgm:effectClrLst/>
+    <dgm:txLinClrLst/>
+    <dgm:txFillClrLst meth="repeat">
+      <a:schemeClr val="tx1"/>
+    </dgm:txFillClrLst>
+    <dgm:txEffectClrLst/>
+  </dgm:styleLbl>
+  <dgm:styleLbl name="callout">
+    <dgm:fillClrLst meth="repeat">
+      <a:schemeClr val="accent1"/>
+    </dgm:fillClrLst>
+    <dgm:linClrLst meth="repeat">
+      <a:schemeClr val="accent1">
+        <a:tint val="50000"/>
+      </a:schemeClr>
+    </dgm:linClrLst>
+    <dgm:effectClrLst/>
+    <dgm:txLinClrLst/>
+    <dgm:txFillClrLst meth="repeat">
+      <a:schemeClr val="tx1"/>
+    </dgm:txFillClrLst>
+    <dgm:txEffectClrLst/>
+  </dgm:styleLbl>
+  <dgm:styleLbl name="asst0">
+    <dgm:fillClrLst meth="repeat">
+      <a:schemeClr val="accent1"/>
+    </dgm:fillClrLst>
+    <dgm:linClrLst meth="repeat">
+      <a:schemeClr val="lt1"/>
+    </dgm:linClrLst>
+    <dgm:effectClrLst/>
+    <dgm:txLinClrLst/>
+    <dgm:txFillClrLst/>
+    <dgm:txEffectClrLst/>
+  </dgm:styleLbl>
+  <dgm:styleLbl name="asst1">
+    <dgm:fillClrLst meth="repeat">
+      <a:schemeClr val="accent1"/>
+    </dgm:fillClrLst>
+    <dgm:linClrLst meth="repeat">
+      <a:schemeClr val="lt1"/>
+    </dgm:linClrLst>
+    <dgm:effectClrLst/>
+    <dgm:txLinClrLst/>
+    <dgm:txFillClrLst/>
+    <dgm:txEffectClrLst/>
+  </dgm:styleLbl>
+  <dgm:styleLbl name="asst2">
+    <dgm:fillClrLst meth="repeat">
+      <a:schemeClr val="accent1"/>
+    </dgm:fillClrLst>
+    <dgm:linClrLst meth="repeat">
+      <a:schemeClr val="lt1"/>
+    </dgm:linClrLst>
+    <dgm:effectClrLst/>
+    <dgm:txLinClrLst/>
+    <dgm:txFillClrLst/>
+    <dgm:txEffectClrLst/>
+  </dgm:styleLbl>
+  <dgm:styleLbl name="asst3">
+    <dgm:fillClrLst meth="repeat">
+      <a:schemeClr val="accent1"/>
+    </dgm:fillClrLst>
+    <dgm:linClrLst meth="repeat">
+      <a:schemeClr val="lt1"/>
+    </dgm:linClrLst>
+    <dgm:effectClrLst/>
+    <dgm:txLinClrLst/>
+    <dgm:txFillClrLst/>
+    <dgm:txEffectClrLst/>
+  </dgm:styleLbl>
+  <dgm:styleLbl name="asst4">
+    <dgm:fillClrLst meth="repeat">
+      <a:schemeClr val="accent1"/>
+    </dgm:fillClrLst>
+    <dgm:linClrLst meth="repeat">
+      <a:schemeClr val="lt1"/>
+    </dgm:linClrLst>
+    <dgm:effectClrLst/>
+    <dgm:txLinClrLst/>
+    <dgm:txFillClrLst/>
+    <dgm:txEffectClrLst/>
+  </dgm:styleLbl>
+  <dgm:styleLbl name="parChTrans2D1">
+    <dgm:fillClrLst meth="repeat">
+      <a:schemeClr val="accent1">
+        <a:tint val="60000"/>
+      </a:schemeClr>
+    </dgm:fillClrLst>
+    <dgm:linClrLst meth="repeat">
+      <a:schemeClr val="accent1">
+        <a:tint val="60000"/>
+      </a:schemeClr>
+    </dgm:linClrLst>
+    <dgm:effectClrLst/>
+    <dgm:txLinClrLst/>
+    <dgm:txFillClrLst meth="repeat">
+      <a:schemeClr val="lt1"/>
+    </dgm:txFillClrLst>
+    <dgm:txEffectClrLst/>
+  </dgm:styleLbl>
+  <dgm:styleLbl name="parChTrans2D2">
+    <dgm:fillClrLst meth="repeat">
+      <a:schemeClr val="accent1"/>
+    </dgm:fillClrLst>
+    <dgm:linClrLst meth="repeat">
+      <a:schemeClr val="accent1"/>
+    </dgm:linClrLst>
+    <dgm:effectClrLst/>
+    <dgm:txLinClrLst/>
+    <dgm:txFillClrLst meth="repeat">
+      <a:schemeClr val="lt1"/>
+    </dgm:txFillClrLst>
+    <dgm:txEffectClrLst/>
+  </dgm:styleLbl>
+  <dgm:styleLbl name="parChTrans2D3">
+    <dgm:fillClrLst meth="repeat">
+      <a:schemeClr val="accent1"/>
+    </dgm:fillClrLst>
+    <dgm:linClrLst meth="repeat">
+      <a:schemeClr val="accent1"/>
+    </dgm:linClrLst>
+    <dgm:effectClrLst/>
+    <dgm:txLinClrLst/>
+    <dgm:txFillClrLst meth="repeat">
+      <a:schemeClr val="lt1"/>
+    </dgm:txFillClrLst>
+    <dgm:txEffectClrLst/>
+  </dgm:styleLbl>
+  <dgm:styleLbl name="parChTrans2D4">
+    <dgm:fillClrLst meth="repeat">
+      <a:schemeClr val="accent1"/>
+    </dgm:fillClrLst>
+    <dgm:linClrLst meth="repeat">
+      <a:schemeClr val="accent1"/>
+    </dgm:linClrLst>
+    <dgm:effectClrLst/>
+    <dgm:txLinClrLst/>
+    <dgm:txFillClrLst meth="repeat">
+      <a:schemeClr val="lt1"/>
+    </dgm:txFillClrLst>
+    <dgm:txEffectClrLst/>
+  </dgm:styleLbl>
+  <dgm:styleLbl name="parChTrans1D1">
+    <dgm:fillClrLst meth="repeat">
+      <a:schemeClr val="accent1"/>
+    </dgm:fillClrLst>
+    <dgm:linClrLst meth="repeat">
+      <a:schemeClr val="accent1">
+        <a:shade val="60000"/>
+      </a:schemeClr>
+    </dgm:linClrLst>
+    <dgm:effectClrLst/>
+    <dgm:txLinClrLst/>
+    <dgm:txFillClrLst meth="repeat">
+      <a:schemeClr val="tx1"/>
+    </dgm:txFillClrLst>
+    <dgm:txEffectClrLst/>
+  </dgm:styleLbl>
+  <dgm:styleLbl name="parChTrans1D2">
+    <dgm:fillClrLst meth="repeat">
+      <a:schemeClr val="accent1"/>
+    </dgm:fillClrLst>
+    <dgm:linClrLst meth="repeat">
+      <a:schemeClr val="accent1">
+        <a:shade val="60000"/>
+      </a:schemeClr>
+    </dgm:linClrLst>
+    <dgm:effectClrLst/>
+    <dgm:txLinClrLst/>
+    <dgm:txFillClrLst meth="repeat">
+      <a:schemeClr val="tx1"/>
+    </dgm:txFillClrLst>
+    <dgm:txEffectClrLst/>
+  </dgm:styleLbl>
+  <dgm:styleLbl name="parChTrans1D3">
+    <dgm:fillClrLst meth="repeat">
+      <a:schemeClr val="accent1"/>
+    </dgm:fillClrLst>
+    <dgm:linClrLst meth="repeat">
+      <a:schemeClr val="accent1">
+        <a:shade val="80000"/>
+      </a:schemeClr>
+    </dgm:linClrLst>
+    <dgm:effectClrLst/>
+    <dgm:txLinClrLst/>
+    <dgm:txFillClrLst meth="repeat">
+      <a:schemeClr val="tx1"/>
+    </dgm:txFillClrLst>
+    <dgm:txEffectClrLst/>
+  </dgm:styleLbl>
+  <dgm:styleLbl name="parChTrans1D4">
+    <dgm:fillClrLst meth="repeat">
+      <a:schemeClr val="accent1"/>
+    </dgm:fillClrLst>
+    <dgm:linClrLst meth="repeat">
+      <a:schemeClr val="accent1">
+        <a:shade val="80000"/>
+      </a:schemeClr>
+    </dgm:linClrLst>
+    <dgm:effectClrLst/>
+    <dgm:txLinClrLst/>
+    <dgm:txFillClrLst meth="repeat">
+      <a:schemeClr val="tx1"/>
+    </dgm:txFillClrLst>
+    <dgm:txEffectClrLst/>
+  </dgm:styleLbl>
+  <dgm:styleLbl name="fgAcc1">
+    <dgm:fillClrLst meth="repeat">
+      <a:schemeClr val="lt1">
+        <a:alpha val="90000"/>
+      </a:schemeClr>
+    </dgm:fillClrLst>
+    <dgm:linClrLst meth="repeat">
+      <a:schemeClr val="accent1"/>
+    </dgm:linClrLst>
+    <dgm:effectClrLst/>
+    <dgm:txLinClrLst/>
+    <dgm:txFillClrLst meth="repeat">
+      <a:schemeClr val="dk1"/>
+    </dgm:txFillClrLst>
+    <dgm:txEffectClrLst/>
+  </dgm:styleLbl>
+  <dgm:styleLbl name="conFgAcc1">
+    <dgm:fillClrLst meth="repeat">
+      <a:schemeClr val="lt1">
+        <a:alpha val="90000"/>
+      </a:schemeClr>
+    </dgm:fillClrLst>
+    <dgm:linClrLst meth="repeat">
+      <a:schemeClr val="accent1"/>
+    </dgm:linClrLst>
+    <dgm:effectClrLst/>
+    <dgm:txLinClrLst/>
+    <dgm:txFillClrLst meth="repeat">
+      <a:schemeClr val="dk1"/>
+    </dgm:txFillClrLst>
+    <dgm:txEffectClrLst/>
+  </dgm:styleLbl>
+  <dgm:styleLbl name="alignAcc1">
+    <dgm:fillClrLst meth="repeat">
+      <a:schemeClr val="lt1">
+        <a:alpha val="90000"/>
+      </a:schemeClr>
+    </dgm:fillClrLst>
+    <dgm:linClrLst meth="repeat">
+      <a:schemeClr val="accent1"/>
+    </dgm:linClrLst>
+    <dgm:effectClrLst/>
+    <dgm:txLinClrLst/>
+    <dgm:txFillClrLst meth="repeat">
+      <a:schemeClr val="dk1"/>
+    </dgm:txFillClrLst>
+    <dgm:txEffectClrLst/>
+  </dgm:styleLbl>
+  <dgm:styleLbl name="trAlignAcc1">
+    <dgm:fillClrLst meth="repeat">
+      <a:schemeClr val="lt1">
+        <a:alpha val="40000"/>
+      </a:schemeClr>
+    </dgm:fillClrLst>
+    <dgm:linClrLst meth="repeat">
+      <a:schemeClr val="accent1"/>
+    </dgm:linClrLst>
+    <dgm:effectClrLst/>
+    <dgm:txLinClrLst/>
+    <dgm:txFillClrLst meth="repeat">
+      <a:schemeClr val="dk1"/>
+    </dgm:txFillClrLst>
+    <dgm:txEffectClrLst/>
+  </dgm:styleLbl>
+  <dgm:styleLbl name="bgAcc1">
+    <dgm:fillClrLst meth="repeat">
+      <a:schemeClr val="lt1">
+        <a:alpha val="90000"/>
+      </a:schemeClr>
+    </dgm:fillClrLst>
+    <dgm:linClrLst meth="repeat">
+      <a:schemeClr val="accent1"/>
+    </dgm:linClrLst>
+    <dgm:effectClrLst/>
+    <dgm:txLinClrLst/>
+    <dgm:txFillClrLst meth="repeat">
+      <a:schemeClr val="dk1"/>
+    </dgm:txFillClrLst>
+    <dgm:txEffectClrLst/>
+  </dgm:styleLbl>
+  <dgm:styleLbl name="solidFgAcc1">
+    <dgm:fillClrLst meth="repeat">
+      <a:schemeClr val="lt1"/>
+    </dgm:fillClrLst>
+    <dgm:linClrLst meth="repeat">
+      <a:schemeClr val="accent1"/>
+    </dgm:linClrLst>
+    <dgm:effectClrLst/>
+    <dgm:txLinClrLst/>
+    <dgm:txFillClrLst meth="repeat">
+      <a:schemeClr val="dk1"/>
+    </dgm:txFillClrLst>
+    <dgm:txEffectClrLst/>
+  </dgm:styleLbl>
+  <dgm:styleLbl name="solidAlignAcc1">
+    <dgm:fillClrLst meth="repeat">
+      <a:schemeClr val="lt1"/>
+    </dgm:fillClrLst>
+    <dgm:linClrLst meth="repeat">
+      <a:schemeClr val="accent1"/>
+    </dgm:linClrLst>
+    <dgm:effectClrLst/>
+    <dgm:txLinClrLst/>
+    <dgm:txFillClrLst meth="repeat">
+      <a:schemeClr val="dk1"/>
+    </dgm:txFillClrLst>
+    <dgm:txEffectClrLst/>
+  </dgm:styleLbl>
+  <dgm:styleLbl name="solidBgAcc1">
+    <dgm:fillClrLst meth="repeat">
+      <a:schemeClr val="lt1"/>
+    </dgm:fillClrLst>
+    <dgm:linClrLst meth="repeat">
+      <a:schemeClr val="accent1"/>
+    </dgm:linClrLst>
+    <dgm:effectClrLst/>
+    <dgm:txLinClrLst/>
+    <dgm:txFillClrLst meth="repeat">
+      <a:schemeClr val="dk1"/>
+    </dgm:txFillClrLst>
+    <dgm:txEffectClrLst/>
+  </dgm:styleLbl>
+  <dgm:styleLbl name="fgAccFollowNode1">
+    <dgm:fillClrLst meth="repeat">
+      <a:schemeClr val="accent1">
+        <a:alpha val="90000"/>
+        <a:tint val="40000"/>
+      </a:schemeClr>
+    </dgm:fillClrLst>
+    <dgm:linClrLst meth="repeat">
+      <a:schemeClr val="accent1">
+        <a:alpha val="90000"/>
+        <a:tint val="40000"/>
+      </a:schemeClr>
+    </dgm:linClrLst>
+    <dgm:effectClrLst/>
+    <dgm:txLinClrLst/>
+    <dgm:txFillClrLst meth="repeat">
+      <a:schemeClr val="dk1"/>
+    </dgm:txFillClrLst>
+    <dgm:txEffectClrLst/>
+  </dgm:styleLbl>
+  <dgm:styleLbl name="alignAccFollowNode1">
+    <dgm:fillClrLst meth="repeat">
+      <a:schemeClr val="accent1">
+        <a:alpha val="90000"/>
+        <a:tint val="40000"/>
+      </a:schemeClr>
+    </dgm:fillClrLst>
+    <dgm:linClrLst meth="repeat">
+      <a:schemeClr val="accent1">
+        <a:alpha val="90000"/>
+        <a:tint val="40000"/>
+      </a:schemeClr>
+    </dgm:linClrLst>
+    <dgm:effectClrLst/>
+    <dgm:txLinClrLst/>
+    <dgm:txFillClrLst meth="repeat">
+      <a:schemeClr val="dk1"/>
+    </dgm:txFillClrLst>
+    <dgm:txEffectClrLst/>
+  </dgm:styleLbl>
+  <dgm:styleLbl name="bgAccFollowNode1">
+    <dgm:fillClrLst meth="repeat">
+      <a:schemeClr val="accent1">
+        <a:alpha val="90000"/>
+        <a:tint val="40000"/>
+      </a:schemeClr>
+    </dgm:fillClrLst>
+    <dgm:linClrLst meth="repeat">
+      <a:schemeClr val="accent1">
+        <a:alpha val="90000"/>
+        <a:tint val="40000"/>
+      </a:schemeClr>
+    </dgm:linClrLst>
+    <dgm:effectClrLst/>
+    <dgm:txLinClrLst/>
+    <dgm:txFillClrLst meth="repeat">
+      <a:schemeClr val="dk1"/>
+    </dgm:txFillClrLst>
+    <dgm:txEffectClrLst/>
+  </dgm:styleLbl>
+  <dgm:styleLbl name="fgAcc0">
+    <dgm:fillClrLst meth="repeat">
+      <a:schemeClr val="lt1">
+        <a:alpha val="90000"/>
+      </a:schemeClr>
+    </dgm:fillClrLst>
+    <dgm:linClrLst meth="repeat">
+      <a:schemeClr val="accent1"/>
+    </dgm:linClrLst>
+    <dgm:effectClrLst/>
+    <dgm:txLinClrLst/>
+    <dgm:txFillClrLst meth="repeat">
+      <a:schemeClr val="dk1"/>
+    </dgm:txFillClrLst>
+    <dgm:txEffectClrLst/>
+  </dgm:styleLbl>
+  <dgm:styleLbl name="fgAcc2">
+    <dgm:fillClrLst meth="repeat">
+      <a:schemeClr val="lt1">
+        <a:alpha val="90000"/>
+      </a:schemeClr>
+    </dgm:fillClrLst>
+    <dgm:linClrLst meth="repeat">
+      <a:schemeClr val="accent1"/>
+    </dgm:linClrLst>
+    <dgm:effectClrLst/>
+    <dgm:txLinClrLst/>
+    <dgm:txFillClrLst meth="repeat">
+      <a:schemeClr val="dk1"/>
+    </dgm:txFillClrLst>
+    <dgm:txEffectClrLst/>
+  </dgm:styleLbl>
+  <dgm:styleLbl name="fgAcc3">
+    <dgm:fillClrLst meth="repeat">
+      <a:schemeClr val="lt1">
+        <a:alpha val="90000"/>
+      </a:schemeClr>
+    </dgm:fillClrLst>
+    <dgm:linClrLst meth="repeat">
+      <a:schemeClr val="accent1"/>
+    </dgm:linClrLst>
+    <dgm:effectClrLst/>
+    <dgm:txLinClrLst/>
+    <dgm:txFillClrLst meth="repeat">
+      <a:schemeClr val="dk1"/>
+    </dgm:txFillClrLst>
+    <dgm:txEffectClrLst/>
+  </dgm:styleLbl>
+  <dgm:styleLbl name="fgAcc4">
+    <dgm:fillClrLst meth="repeat">
+      <a:schemeClr val="lt1">
+        <a:alpha val="90000"/>
+      </a:schemeClr>
+    </dgm:fillClrLst>
+    <dgm:linClrLst meth="repeat">
+      <a:schemeClr val="accent1"/>
+    </dgm:linClrLst>
+    <dgm:effectClrLst/>
+    <dgm:txLinClrLst/>
+    <dgm:txFillClrLst meth="repeat">
+      <a:schemeClr val="dk1"/>
+    </dgm:txFillClrLst>
+    <dgm:txEffectClrLst/>
+  </dgm:styleLbl>
+  <dgm:styleLbl name="bgShp">
+    <dgm:fillClrLst meth="repeat">
+      <a:schemeClr val="accent1">
+        <a:tint val="40000"/>
+      </a:schemeClr>
+    </dgm:fillClrLst>
+    <dgm:linClrLst meth="repeat">
+      <a:schemeClr val="accent1"/>
+    </dgm:linClrLst>
+    <dgm:effectClrLst/>
+    <dgm:txLinClrLst/>
+    <dgm:txFillClrLst meth="repeat">
+      <a:schemeClr val="dk1"/>
+    </dgm:txFillClrLst>
+    <dgm:txEffectClrLst/>
+  </dgm:styleLbl>
+  <dgm:styleLbl name="dkBgShp">
+    <dgm:fillClrLst meth="repeat">
+      <a:schemeClr val="accent1">
+        <a:shade val="80000"/>
+      </a:schemeClr>
+    </dgm:fillClrLst>
+    <dgm:linClrLst meth="repeat">
+      <a:schemeClr val="accent1"/>
+    </dgm:linClrLst>
+    <dgm:effectClrLst/>
+    <dgm:txLinClrLst/>
+    <dgm:txFillClrLst meth="repeat">
+      <a:schemeClr val="lt1"/>
+    </dgm:txFillClrLst>
+    <dgm:txEffectClrLst/>
+  </dgm:styleLbl>
+  <dgm:styleLbl name="trBgShp">
+    <dgm:fillClrLst meth="repeat">
+      <a:schemeClr val="accent1">
+        <a:tint val="50000"/>
+        <a:alpha val="40000"/>
+      </a:schemeClr>
+    </dgm:fillClrLst>
+    <dgm:linClrLst meth="repeat">
+      <a:schemeClr val="accent1"/>
+    </dgm:linClrLst>
+    <dgm:effectClrLst/>
+    <dgm:txLinClrLst/>
+    <dgm:txFillClrLst meth="repeat">
+      <a:schemeClr val="lt1"/>
+    </dgm:txFillClrLst>
+    <dgm:txEffectClrLst/>
+  </dgm:styleLbl>
+  <dgm:styleLbl name="fgShp">
+    <dgm:fillClrLst meth="repeat">
+      <a:schemeClr val="accent1">
+        <a:tint val="60000"/>
+      </a:schemeClr>
+    </dgm:fillClrLst>
+    <dgm:linClrLst meth="repeat">
+      <a:schemeClr val="lt1"/>
+    </dgm:linClrLst>
+    <dgm:effectClrLst/>
+    <dgm:txLinClrLst/>
+    <dgm:txFillClrLst meth="repeat">
+      <a:schemeClr val="dk1"/>
+    </dgm:txFillClrLst>
+    <dgm:txEffectClrLst/>
+  </dgm:styleLbl>
+  <dgm:styleLbl name="revTx">
+    <dgm:fillClrLst meth="repeat">
+      <a:schemeClr val="lt1">
+        <a:alpha val="0"/>
+      </a:schemeClr>
+    </dgm:fillClrLst>
+    <dgm:linClrLst meth="repeat">
+      <a:schemeClr val="dk1">
+        <a:alpha val="0"/>
+      </a:schemeClr>
+    </dgm:linClrLst>
+    <dgm:effectClrLst/>
+    <dgm:txLinClrLst/>
+    <dgm:txFillClrLst meth="repeat">
+      <a:schemeClr val="tx1"/>
+    </dgm:txFillClrLst>
+    <dgm:txEffectClrLst/>
+  </dgm:styleLbl>
+</dgm:colorsDef>
+</file>
+
+<file path=word/diagrams/data1.xml><?xml version="1.0" encoding="utf-8"?>
+<dgm:dataModel xmlns:dgm="http://schemas.openxmlformats.org/drawingml/2006/diagram" xmlns:a="http://schemas.openxmlformats.org/drawingml/2006/main">
+  <dgm:ptLst>
+    <dgm:pt modelId="{6136DB63-12A0-5B4C-8C8F-ADCD4FAE9E3A}" type="doc">
+      <dgm:prSet loTypeId="urn:microsoft.com/office/officeart/2005/8/layout/pyramid2" loCatId="" qsTypeId="urn:microsoft.com/office/officeart/2005/8/quickstyle/simple1" qsCatId="simple" csTypeId="urn:microsoft.com/office/officeart/2005/8/colors/accent1_2" csCatId="accent1" phldr="1"/>
+      <dgm:spPr/>
+    </dgm:pt>
+    <dgm:pt modelId="{4C23F133-A6CB-894E-AD28-FD6E152C0828}">
+      <dgm:prSet phldrT="[Text]" custT="1"/>
+      <dgm:spPr/>
+      <dgm:t>
+        <a:bodyPr/>
+        <a:lstStyle/>
+        <a:p>
+          <a:r>
+            <a:rPr lang="en-US" sz="700" b="1"/>
+            <a:t>Solutions</a:t>
+          </a:r>
+        </a:p>
+      </dgm:t>
+    </dgm:pt>
+    <dgm:pt modelId="{1059A962-E16F-FF44-AC2E-46F488886126}" type="parTrans" cxnId="{980E94F5-52E6-E244-B369-E23533A22C9C}">
+      <dgm:prSet/>
+      <dgm:spPr/>
+      <dgm:t>
+        <a:bodyPr/>
+        <a:lstStyle/>
+        <a:p>
+          <a:endParaRPr lang="en-US" sz="2400" b="1"/>
+        </a:p>
+      </dgm:t>
+    </dgm:pt>
+    <dgm:pt modelId="{F2E09B13-C4E2-1442-9640-EE75275C341B}" type="sibTrans" cxnId="{980E94F5-52E6-E244-B369-E23533A22C9C}">
+      <dgm:prSet/>
+      <dgm:spPr/>
+      <dgm:t>
+        <a:bodyPr/>
+        <a:lstStyle/>
+        <a:p>
+          <a:endParaRPr lang="en-US" sz="2400" b="1"/>
+        </a:p>
+      </dgm:t>
+    </dgm:pt>
+    <dgm:pt modelId="{67109F18-FF42-8044-8C72-12DAA63B92AF}">
+      <dgm:prSet phldrT="[Text]" custT="1"/>
+      <dgm:spPr/>
+      <dgm:t>
+        <a:bodyPr/>
+        <a:lstStyle/>
+        <a:p>
+          <a:r>
+            <a:rPr lang="en-US" sz="700" b="1"/>
+            <a:t>Strategy</a:t>
+          </a:r>
+        </a:p>
+      </dgm:t>
+    </dgm:pt>
+    <dgm:pt modelId="{7AD52159-61F2-0D44-9C01-393F85B33060}" type="parTrans" cxnId="{5F8BF651-A64C-EC44-86B0-31CED1BC9AD6}">
+      <dgm:prSet/>
+      <dgm:spPr/>
+      <dgm:t>
+        <a:bodyPr/>
+        <a:lstStyle/>
+        <a:p>
+          <a:endParaRPr lang="en-US" sz="2400" b="1"/>
+        </a:p>
+      </dgm:t>
+    </dgm:pt>
+    <dgm:pt modelId="{102A1400-5A25-8846-8C61-B603828FA8BF}" type="sibTrans" cxnId="{5F8BF651-A64C-EC44-86B0-31CED1BC9AD6}">
+      <dgm:prSet/>
+      <dgm:spPr/>
+      <dgm:t>
+        <a:bodyPr/>
+        <a:lstStyle/>
+        <a:p>
+          <a:endParaRPr lang="en-US" sz="2400" b="1"/>
+        </a:p>
+      </dgm:t>
+    </dgm:pt>
+    <dgm:pt modelId="{E1983866-3920-6840-9A8C-700613B1A91D}">
+      <dgm:prSet phldrT="[Text]" custT="1"/>
+      <dgm:spPr/>
+      <dgm:t>
+        <a:bodyPr/>
+        <a:lstStyle/>
+        <a:p>
+          <a:r>
+            <a:rPr lang="en-US" sz="700" b="1"/>
+            <a:t>Process</a:t>
+          </a:r>
+        </a:p>
+      </dgm:t>
+    </dgm:pt>
+    <dgm:pt modelId="{54828FB5-2936-F846-A534-5B239E16F3AB}" type="parTrans" cxnId="{9B49B869-01B7-EA4D-9E65-AC87DF0C0E48}">
+      <dgm:prSet/>
+      <dgm:spPr/>
+      <dgm:t>
+        <a:bodyPr/>
+        <a:lstStyle/>
+        <a:p>
+          <a:endParaRPr lang="en-US" sz="2400" b="1"/>
+        </a:p>
+      </dgm:t>
+    </dgm:pt>
+    <dgm:pt modelId="{66918952-CF46-144A-A370-9FAB13362ECA}" type="sibTrans" cxnId="{9B49B869-01B7-EA4D-9E65-AC87DF0C0E48}">
+      <dgm:prSet/>
+      <dgm:spPr/>
+      <dgm:t>
+        <a:bodyPr/>
+        <a:lstStyle/>
+        <a:p>
+          <a:endParaRPr lang="en-US" sz="2400" b="1"/>
+        </a:p>
+      </dgm:t>
+    </dgm:pt>
+    <dgm:pt modelId="{4FC8006C-35A6-9345-8C33-A861026F435A}">
+      <dgm:prSet phldrT="[Text]" custT="1"/>
+      <dgm:spPr/>
+      <dgm:t>
+        <a:bodyPr/>
+        <a:lstStyle/>
+        <a:p>
+          <a:r>
+            <a:rPr lang="en-US" sz="700" b="1"/>
+            <a:t>People</a:t>
+          </a:r>
+        </a:p>
+      </dgm:t>
+    </dgm:pt>
+    <dgm:pt modelId="{40C442B7-7F59-C845-953D-2BD2EAE358D6}" type="parTrans" cxnId="{2792260A-FCF8-504A-9CC4-8FD5CA7A92CD}">
+      <dgm:prSet/>
+      <dgm:spPr/>
+      <dgm:t>
+        <a:bodyPr/>
+        <a:lstStyle/>
+        <a:p>
+          <a:endParaRPr lang="en-US" sz="2000"/>
+        </a:p>
+      </dgm:t>
+    </dgm:pt>
+    <dgm:pt modelId="{9E17BC24-842F-0C4E-A002-C69CD4DF69A8}" type="sibTrans" cxnId="{2792260A-FCF8-504A-9CC4-8FD5CA7A92CD}">
+      <dgm:prSet/>
+      <dgm:spPr/>
+      <dgm:t>
+        <a:bodyPr/>
+        <a:lstStyle/>
+        <a:p>
+          <a:endParaRPr lang="en-US" sz="2000"/>
+        </a:p>
+      </dgm:t>
+    </dgm:pt>
+    <dgm:pt modelId="{3F9AA258-382C-6C47-A744-908FEBC9DF4A}" type="pres">
+      <dgm:prSet presAssocID="{6136DB63-12A0-5B4C-8C8F-ADCD4FAE9E3A}" presName="compositeShape" presStyleCnt="0">
+        <dgm:presLayoutVars>
+          <dgm:dir/>
+          <dgm:resizeHandles/>
+        </dgm:presLayoutVars>
+      </dgm:prSet>
+      <dgm:spPr/>
+    </dgm:pt>
+    <dgm:pt modelId="{BF968221-BFA1-D24A-9D75-C3F4EA090607}" type="pres">
+      <dgm:prSet presAssocID="{6136DB63-12A0-5B4C-8C8F-ADCD4FAE9E3A}" presName="pyramid" presStyleLbl="node1" presStyleIdx="0" presStyleCnt="1"/>
+      <dgm:spPr>
+        <a:gradFill flip="none" rotWithShape="0">
+          <a:gsLst>
+            <a:gs pos="0">
+              <a:schemeClr val="tx2">
+                <a:lumMod val="50000"/>
+                <a:lumOff val="50000"/>
+                <a:tint val="66000"/>
+                <a:satMod val="160000"/>
+              </a:schemeClr>
+            </a:gs>
+            <a:gs pos="50000">
+              <a:schemeClr val="tx2">
+                <a:lumMod val="50000"/>
+                <a:lumOff val="50000"/>
+                <a:tint val="44500"/>
+                <a:satMod val="160000"/>
+              </a:schemeClr>
+            </a:gs>
+            <a:gs pos="100000">
+              <a:schemeClr val="tx2">
+                <a:lumMod val="50000"/>
+                <a:lumOff val="50000"/>
+                <a:tint val="23500"/>
+                <a:satMod val="160000"/>
+              </a:schemeClr>
+            </a:gs>
+          </a:gsLst>
+          <a:lin ang="10800000" scaled="1"/>
+          <a:tileRect/>
+        </a:gradFill>
+      </dgm:spPr>
+    </dgm:pt>
+    <dgm:pt modelId="{AE2DEC06-8F39-D64E-A46D-3DD8448A50EA}" type="pres">
+      <dgm:prSet presAssocID="{6136DB63-12A0-5B4C-8C8F-ADCD4FAE9E3A}" presName="theList" presStyleCnt="0"/>
+      <dgm:spPr/>
+    </dgm:pt>
+    <dgm:pt modelId="{769C0A2F-388F-924E-8A70-5EFE2AC40E52}" type="pres">
+      <dgm:prSet presAssocID="{4C23F133-A6CB-894E-AD28-FD6E152C0828}" presName="aNode" presStyleLbl="fgAcc1" presStyleIdx="0" presStyleCnt="4">
+        <dgm:presLayoutVars>
+          <dgm:bulletEnabled val="1"/>
+        </dgm:presLayoutVars>
+      </dgm:prSet>
+      <dgm:spPr/>
+    </dgm:pt>
+    <dgm:pt modelId="{79E2B63A-E7FA-174A-94F7-0BA5F2A4C9F5}" type="pres">
+      <dgm:prSet presAssocID="{4C23F133-A6CB-894E-AD28-FD6E152C0828}" presName="aSpace" presStyleCnt="0"/>
+      <dgm:spPr/>
+    </dgm:pt>
+    <dgm:pt modelId="{53C6F4CF-955F-EE47-B412-BA7ED33FFA7F}" type="pres">
+      <dgm:prSet presAssocID="{67109F18-FF42-8044-8C72-12DAA63B92AF}" presName="aNode" presStyleLbl="fgAcc1" presStyleIdx="1" presStyleCnt="4">
+        <dgm:presLayoutVars>
+          <dgm:bulletEnabled val="1"/>
+        </dgm:presLayoutVars>
+      </dgm:prSet>
+      <dgm:spPr/>
+    </dgm:pt>
+    <dgm:pt modelId="{CEE0AAD2-8929-314B-BEFF-0C6E017DC376}" type="pres">
+      <dgm:prSet presAssocID="{67109F18-FF42-8044-8C72-12DAA63B92AF}" presName="aSpace" presStyleCnt="0"/>
+      <dgm:spPr/>
+    </dgm:pt>
+    <dgm:pt modelId="{86A7D80E-C4D3-C748-92DF-B75DAE18C0B8}" type="pres">
+      <dgm:prSet presAssocID="{E1983866-3920-6840-9A8C-700613B1A91D}" presName="aNode" presStyleLbl="fgAcc1" presStyleIdx="2" presStyleCnt="4">
+        <dgm:presLayoutVars>
+          <dgm:bulletEnabled val="1"/>
+        </dgm:presLayoutVars>
+      </dgm:prSet>
+      <dgm:spPr/>
+    </dgm:pt>
+    <dgm:pt modelId="{A955A1D0-0C44-B249-9791-70DDD9689DB1}" type="pres">
+      <dgm:prSet presAssocID="{E1983866-3920-6840-9A8C-700613B1A91D}" presName="aSpace" presStyleCnt="0"/>
+      <dgm:spPr/>
+    </dgm:pt>
+    <dgm:pt modelId="{AA2C9F98-7E60-0048-BF2A-7FFCD8662906}" type="pres">
+      <dgm:prSet presAssocID="{4FC8006C-35A6-9345-8C33-A861026F435A}" presName="aNode" presStyleLbl="fgAcc1" presStyleIdx="3" presStyleCnt="4">
+        <dgm:presLayoutVars>
+          <dgm:bulletEnabled val="1"/>
+        </dgm:presLayoutVars>
+      </dgm:prSet>
+      <dgm:spPr/>
+    </dgm:pt>
+    <dgm:pt modelId="{2CC62C58-D59B-9E41-B0E3-1135433ADA0B}" type="pres">
+      <dgm:prSet presAssocID="{4FC8006C-35A6-9345-8C33-A861026F435A}" presName="aSpace" presStyleCnt="0"/>
+      <dgm:spPr/>
+    </dgm:pt>
+  </dgm:ptLst>
+  <dgm:cxnLst>
+    <dgm:cxn modelId="{2792260A-FCF8-504A-9CC4-8FD5CA7A92CD}" srcId="{6136DB63-12A0-5B4C-8C8F-ADCD4FAE9E3A}" destId="{4FC8006C-35A6-9345-8C33-A861026F435A}" srcOrd="3" destOrd="0" parTransId="{40C442B7-7F59-C845-953D-2BD2EAE358D6}" sibTransId="{9E17BC24-842F-0C4E-A002-C69CD4DF69A8}"/>
+    <dgm:cxn modelId="{73379D1A-8F3F-8D43-B247-4B70CC7449EE}" type="presOf" srcId="{4C23F133-A6CB-894E-AD28-FD6E152C0828}" destId="{769C0A2F-388F-924E-8A70-5EFE2AC40E52}" srcOrd="0" destOrd="0" presId="urn:microsoft.com/office/officeart/2005/8/layout/pyramid2"/>
+    <dgm:cxn modelId="{5F8BF651-A64C-EC44-86B0-31CED1BC9AD6}" srcId="{6136DB63-12A0-5B4C-8C8F-ADCD4FAE9E3A}" destId="{67109F18-FF42-8044-8C72-12DAA63B92AF}" srcOrd="1" destOrd="0" parTransId="{7AD52159-61F2-0D44-9C01-393F85B33060}" sibTransId="{102A1400-5A25-8846-8C61-B603828FA8BF}"/>
+    <dgm:cxn modelId="{D7036052-582F-FC4F-A5F3-35A14A6FD401}" type="presOf" srcId="{4FC8006C-35A6-9345-8C33-A861026F435A}" destId="{AA2C9F98-7E60-0048-BF2A-7FFCD8662906}" srcOrd="0" destOrd="0" presId="urn:microsoft.com/office/officeart/2005/8/layout/pyramid2"/>
+    <dgm:cxn modelId="{9B49B869-01B7-EA4D-9E65-AC87DF0C0E48}" srcId="{6136DB63-12A0-5B4C-8C8F-ADCD4FAE9E3A}" destId="{E1983866-3920-6840-9A8C-700613B1A91D}" srcOrd="2" destOrd="0" parTransId="{54828FB5-2936-F846-A534-5B239E16F3AB}" sibTransId="{66918952-CF46-144A-A370-9FAB13362ECA}"/>
+    <dgm:cxn modelId="{581EFE78-2645-6E46-BBE6-9F4C48A14718}" type="presOf" srcId="{67109F18-FF42-8044-8C72-12DAA63B92AF}" destId="{53C6F4CF-955F-EE47-B412-BA7ED33FFA7F}" srcOrd="0" destOrd="0" presId="urn:microsoft.com/office/officeart/2005/8/layout/pyramid2"/>
+    <dgm:cxn modelId="{422FBACF-A96B-744F-A5B8-303BDC30BA96}" type="presOf" srcId="{E1983866-3920-6840-9A8C-700613B1A91D}" destId="{86A7D80E-C4D3-C748-92DF-B75DAE18C0B8}" srcOrd="0" destOrd="0" presId="urn:microsoft.com/office/officeart/2005/8/layout/pyramid2"/>
+    <dgm:cxn modelId="{980E94F5-52E6-E244-B369-E23533A22C9C}" srcId="{6136DB63-12A0-5B4C-8C8F-ADCD4FAE9E3A}" destId="{4C23F133-A6CB-894E-AD28-FD6E152C0828}" srcOrd="0" destOrd="0" parTransId="{1059A962-E16F-FF44-AC2E-46F488886126}" sibTransId="{F2E09B13-C4E2-1442-9640-EE75275C341B}"/>
+    <dgm:cxn modelId="{4FCDA5F9-DF07-7D4F-ADFF-5FA2C321D550}" type="presOf" srcId="{6136DB63-12A0-5B4C-8C8F-ADCD4FAE9E3A}" destId="{3F9AA258-382C-6C47-A744-908FEBC9DF4A}" srcOrd="0" destOrd="0" presId="urn:microsoft.com/office/officeart/2005/8/layout/pyramid2"/>
+    <dgm:cxn modelId="{9F6B6344-4276-F147-A5BF-EE35B4DB96C4}" type="presParOf" srcId="{3F9AA258-382C-6C47-A744-908FEBC9DF4A}" destId="{BF968221-BFA1-D24A-9D75-C3F4EA090607}" srcOrd="0" destOrd="0" presId="urn:microsoft.com/office/officeart/2005/8/layout/pyramid2"/>
+    <dgm:cxn modelId="{48455299-861B-0B4B-9799-89E40A6947F3}" type="presParOf" srcId="{3F9AA258-382C-6C47-A744-908FEBC9DF4A}" destId="{AE2DEC06-8F39-D64E-A46D-3DD8448A50EA}" srcOrd="1" destOrd="0" presId="urn:microsoft.com/office/officeart/2005/8/layout/pyramid2"/>
+    <dgm:cxn modelId="{D0E17FA6-C0BF-B346-A07C-F8FB4EB1A01C}" type="presParOf" srcId="{AE2DEC06-8F39-D64E-A46D-3DD8448A50EA}" destId="{769C0A2F-388F-924E-8A70-5EFE2AC40E52}" srcOrd="0" destOrd="0" presId="urn:microsoft.com/office/officeart/2005/8/layout/pyramid2"/>
+    <dgm:cxn modelId="{9D1CCC80-B28C-DA4D-8822-C5485BFB3495}" type="presParOf" srcId="{AE2DEC06-8F39-D64E-A46D-3DD8448A50EA}" destId="{79E2B63A-E7FA-174A-94F7-0BA5F2A4C9F5}" srcOrd="1" destOrd="0" presId="urn:microsoft.com/office/officeart/2005/8/layout/pyramid2"/>
+    <dgm:cxn modelId="{7ED5EA33-EDF9-1D41-BD48-27EEA2BA6AC3}" type="presParOf" srcId="{AE2DEC06-8F39-D64E-A46D-3DD8448A50EA}" destId="{53C6F4CF-955F-EE47-B412-BA7ED33FFA7F}" srcOrd="2" destOrd="0" presId="urn:microsoft.com/office/officeart/2005/8/layout/pyramid2"/>
+    <dgm:cxn modelId="{9F80C470-92BC-6344-B00F-6622057B0E11}" type="presParOf" srcId="{AE2DEC06-8F39-D64E-A46D-3DD8448A50EA}" destId="{CEE0AAD2-8929-314B-BEFF-0C6E017DC376}" srcOrd="3" destOrd="0" presId="urn:microsoft.com/office/officeart/2005/8/layout/pyramid2"/>
+    <dgm:cxn modelId="{A66F8600-6D0A-AE4C-9585-BE9B9D2C212E}" type="presParOf" srcId="{AE2DEC06-8F39-D64E-A46D-3DD8448A50EA}" destId="{86A7D80E-C4D3-C748-92DF-B75DAE18C0B8}" srcOrd="4" destOrd="0" presId="urn:microsoft.com/office/officeart/2005/8/layout/pyramid2"/>
+    <dgm:cxn modelId="{8343DC49-DB8B-F84D-8F31-671FB8FC4D2F}" type="presParOf" srcId="{AE2DEC06-8F39-D64E-A46D-3DD8448A50EA}" destId="{A955A1D0-0C44-B249-9791-70DDD9689DB1}" srcOrd="5" destOrd="0" presId="urn:microsoft.com/office/officeart/2005/8/layout/pyramid2"/>
+    <dgm:cxn modelId="{E7E23287-4C9B-204E-AB30-31C7C57600D7}" type="presParOf" srcId="{AE2DEC06-8F39-D64E-A46D-3DD8448A50EA}" destId="{AA2C9F98-7E60-0048-BF2A-7FFCD8662906}" srcOrd="6" destOrd="0" presId="urn:microsoft.com/office/officeart/2005/8/layout/pyramid2"/>
+    <dgm:cxn modelId="{2EB0C6F2-B0FB-2A4A-A386-3D5EC4033F65}" type="presParOf" srcId="{AE2DEC06-8F39-D64E-A46D-3DD8448A50EA}" destId="{2CC62C58-D59B-9E41-B0E3-1135433ADA0B}" srcOrd="7" destOrd="0" presId="urn:microsoft.com/office/officeart/2005/8/layout/pyramid2"/>
+  </dgm:cxnLst>
+  <dgm:bg/>
+  <dgm:whole/>
+  <dgm:extLst>
+    <a:ext uri="http://schemas.microsoft.com/office/drawing/2008/diagram">
+      <dsp:dataModelExt xmlns:dsp="http://schemas.microsoft.com/office/drawing/2008/diagram" relId="rId10" minVer="http://schemas.openxmlformats.org/drawingml/2006/diagram"/>
+    </a:ext>
+  </dgm:extLst>
+</dgm:dataModel>
+</file>
+
+<file path=word/diagrams/drawing1.xml><?xml version="1.0" encoding="utf-8"?>
+<dsp:drawing xmlns:dgm="http://schemas.openxmlformats.org/drawingml/2006/diagram" xmlns:dsp="http://schemas.microsoft.com/office/drawing/2008/diagram" xmlns:a="http://schemas.openxmlformats.org/drawingml/2006/main">
+  <dsp:spTree>
+    <dsp:nvGrpSpPr>
+      <dsp:cNvPr id="0" name=""/>
+      <dsp:cNvGrpSpPr/>
+    </dsp:nvGrpSpPr>
+    <dsp:grpSpPr/>
+    <dsp:sp modelId="{BF968221-BFA1-D24A-9D75-C3F4EA090607}">
+      <dsp:nvSpPr>
+        <dsp:cNvPr id="0" name=""/>
+        <dsp:cNvSpPr/>
+      </dsp:nvSpPr>
+      <dsp:spPr>
+        <a:xfrm>
+          <a:off x="0" y="0"/>
+          <a:ext cx="784086" cy="817879"/>
+        </a:xfrm>
+        <a:prstGeom prst="triangle">
+          <a:avLst/>
+        </a:prstGeom>
+        <a:gradFill flip="none" rotWithShape="0">
+          <a:gsLst>
+            <a:gs pos="0">
+              <a:schemeClr val="tx2">
+                <a:lumMod val="50000"/>
+                <a:lumOff val="50000"/>
+                <a:tint val="66000"/>
+                <a:satMod val="160000"/>
+              </a:schemeClr>
+            </a:gs>
+            <a:gs pos="50000">
+              <a:schemeClr val="tx2">
+                <a:lumMod val="50000"/>
+                <a:lumOff val="50000"/>
+                <a:tint val="44500"/>
+                <a:satMod val="160000"/>
+              </a:schemeClr>
+            </a:gs>
+            <a:gs pos="100000">
+              <a:schemeClr val="tx2">
+                <a:lumMod val="50000"/>
+                <a:lumOff val="50000"/>
+                <a:tint val="23500"/>
+                <a:satMod val="160000"/>
+              </a:schemeClr>
+            </a:gs>
+          </a:gsLst>
+          <a:lin ang="10800000" scaled="1"/>
+          <a:tileRect/>
+        </a:gradFill>
+        <a:ln w="12700" cap="flat" cmpd="sng" algn="ctr">
+          <a:solidFill>
+            <a:schemeClr val="lt1">
+              <a:hueOff val="0"/>
+              <a:satOff val="0"/>
+              <a:lumOff val="0"/>
+              <a:alphaOff val="0"/>
+            </a:schemeClr>
+          </a:solidFill>
+          <a:prstDash val="solid"/>
+          <a:miter lim="800000"/>
+        </a:ln>
+        <a:effectLst/>
+      </dsp:spPr>
+      <dsp:style>
+        <a:lnRef idx="2">
+          <a:scrgbClr r="0" g="0" b="0"/>
+        </a:lnRef>
+        <a:fillRef idx="1">
+          <a:scrgbClr r="0" g="0" b="0"/>
+        </a:fillRef>
+        <a:effectRef idx="0">
+          <a:scrgbClr r="0" g="0" b="0"/>
+        </a:effectRef>
+        <a:fontRef idx="minor">
+          <a:schemeClr val="lt1"/>
+        </a:fontRef>
+      </dsp:style>
+    </dsp:sp>
+    <dsp:sp modelId="{769C0A2F-388F-924E-8A70-5EFE2AC40E52}">
+      <dsp:nvSpPr>
+        <dsp:cNvPr id="0" name=""/>
+        <dsp:cNvSpPr/>
+      </dsp:nvSpPr>
+      <dsp:spPr>
+        <a:xfrm>
+          <a:off x="392043" y="81867"/>
+          <a:ext cx="509656" cy="145365"/>
+        </a:xfrm>
+        <a:prstGeom prst="roundRect">
+          <a:avLst/>
+        </a:prstGeom>
+        <a:solidFill>
+          <a:schemeClr val="lt1">
+            <a:alpha val="90000"/>
+            <a:hueOff val="0"/>
+            <a:satOff val="0"/>
+            <a:lumOff val="0"/>
+            <a:alphaOff val="0"/>
+          </a:schemeClr>
+        </a:solidFill>
+        <a:ln w="12700" cap="flat" cmpd="sng" algn="ctr">
+          <a:solidFill>
+            <a:schemeClr val="accent1">
+              <a:hueOff val="0"/>
+              <a:satOff val="0"/>
+              <a:lumOff val="0"/>
+              <a:alphaOff val="0"/>
+            </a:schemeClr>
+          </a:solidFill>
+          <a:prstDash val="solid"/>
+          <a:miter lim="800000"/>
+        </a:ln>
+        <a:effectLst/>
+      </dsp:spPr>
+      <dsp:style>
+        <a:lnRef idx="2">
+          <a:scrgbClr r="0" g="0" b="0"/>
+        </a:lnRef>
+        <a:fillRef idx="1">
+          <a:scrgbClr r="0" g="0" b="0"/>
+        </a:fillRef>
+        <a:effectRef idx="0">
+          <a:scrgbClr r="0" g="0" b="0"/>
+        </a:effectRef>
+        <a:fontRef idx="minor"/>
+      </dsp:style>
+      <dsp:txBody>
+        <a:bodyPr spcFirstLastPara="0" vert="horz" wrap="square" lIns="26670" tIns="26670" rIns="26670" bIns="26670" numCol="1" spcCol="1270" anchor="ctr" anchorCtr="0">
+          <a:noAutofit/>
+        </a:bodyPr>
+        <a:lstStyle/>
+        <a:p>
+          <a:pPr marL="0" lvl="0" indent="0" algn="ctr" defTabSz="311150">
+            <a:lnSpc>
+              <a:spcPct val="90000"/>
+            </a:lnSpc>
+            <a:spcBef>
+              <a:spcPct val="0"/>
+            </a:spcBef>
+            <a:spcAft>
+              <a:spcPct val="35000"/>
+            </a:spcAft>
+            <a:buNone/>
+          </a:pPr>
+          <a:r>
+            <a:rPr lang="en-US" sz="700" b="1" kern="1200"/>
+            <a:t>Solutions</a:t>
+          </a:r>
+        </a:p>
+      </dsp:txBody>
+      <dsp:txXfrm>
+        <a:off x="399139" y="88963"/>
+        <a:ext cx="495464" cy="131173"/>
+      </dsp:txXfrm>
+    </dsp:sp>
+    <dsp:sp modelId="{53C6F4CF-955F-EE47-B412-BA7ED33FFA7F}">
+      <dsp:nvSpPr>
+        <dsp:cNvPr id="0" name=""/>
+        <dsp:cNvSpPr/>
+      </dsp:nvSpPr>
+      <dsp:spPr>
+        <a:xfrm>
+          <a:off x="392043" y="245403"/>
+          <a:ext cx="509656" cy="145365"/>
+        </a:xfrm>
+        <a:prstGeom prst="roundRect">
+          <a:avLst/>
+        </a:prstGeom>
+        <a:solidFill>
+          <a:schemeClr val="lt1">
+            <a:alpha val="90000"/>
+            <a:hueOff val="0"/>
+            <a:satOff val="0"/>
+            <a:lumOff val="0"/>
+            <a:alphaOff val="0"/>
+          </a:schemeClr>
+        </a:solidFill>
+        <a:ln w="12700" cap="flat" cmpd="sng" algn="ctr">
+          <a:solidFill>
+            <a:schemeClr val="accent1">
+              <a:hueOff val="0"/>
+              <a:satOff val="0"/>
+              <a:lumOff val="0"/>
+              <a:alphaOff val="0"/>
+            </a:schemeClr>
+          </a:solidFill>
+          <a:prstDash val="solid"/>
+          <a:miter lim="800000"/>
+        </a:ln>
+        <a:effectLst/>
+      </dsp:spPr>
+      <dsp:style>
+        <a:lnRef idx="2">
+          <a:scrgbClr r="0" g="0" b="0"/>
+        </a:lnRef>
+        <a:fillRef idx="1">
+          <a:scrgbClr r="0" g="0" b="0"/>
+        </a:fillRef>
+        <a:effectRef idx="0">
+          <a:scrgbClr r="0" g="0" b="0"/>
+        </a:effectRef>
+        <a:fontRef idx="minor"/>
+      </dsp:style>
+      <dsp:txBody>
+        <a:bodyPr spcFirstLastPara="0" vert="horz" wrap="square" lIns="26670" tIns="26670" rIns="26670" bIns="26670" numCol="1" spcCol="1270" anchor="ctr" anchorCtr="0">
+          <a:noAutofit/>
+        </a:bodyPr>
+        <a:lstStyle/>
+        <a:p>
+          <a:pPr marL="0" lvl="0" indent="0" algn="ctr" defTabSz="311150">
+            <a:lnSpc>
+              <a:spcPct val="90000"/>
+            </a:lnSpc>
+            <a:spcBef>
+              <a:spcPct val="0"/>
+            </a:spcBef>
+            <a:spcAft>
+              <a:spcPct val="35000"/>
+            </a:spcAft>
+            <a:buNone/>
+          </a:pPr>
+          <a:r>
+            <a:rPr lang="en-US" sz="700" b="1" kern="1200"/>
+            <a:t>Strategy</a:t>
+          </a:r>
+        </a:p>
+      </dsp:txBody>
+      <dsp:txXfrm>
+        <a:off x="399139" y="252499"/>
+        <a:ext cx="495464" cy="131173"/>
+      </dsp:txXfrm>
+    </dsp:sp>
+    <dsp:sp modelId="{86A7D80E-C4D3-C748-92DF-B75DAE18C0B8}">
+      <dsp:nvSpPr>
+        <dsp:cNvPr id="0" name=""/>
+        <dsp:cNvSpPr/>
+      </dsp:nvSpPr>
+      <dsp:spPr>
+        <a:xfrm>
+          <a:off x="392043" y="408939"/>
+          <a:ext cx="509656" cy="145365"/>
+        </a:xfrm>
+        <a:prstGeom prst="roundRect">
+          <a:avLst/>
+        </a:prstGeom>
+        <a:solidFill>
+          <a:schemeClr val="lt1">
+            <a:alpha val="90000"/>
+            <a:hueOff val="0"/>
+            <a:satOff val="0"/>
+            <a:lumOff val="0"/>
+            <a:alphaOff val="0"/>
+          </a:schemeClr>
+        </a:solidFill>
+        <a:ln w="12700" cap="flat" cmpd="sng" algn="ctr">
+          <a:solidFill>
+            <a:schemeClr val="accent1">
+              <a:hueOff val="0"/>
+              <a:satOff val="0"/>
+              <a:lumOff val="0"/>
+              <a:alphaOff val="0"/>
+            </a:schemeClr>
+          </a:solidFill>
+          <a:prstDash val="solid"/>
+          <a:miter lim="800000"/>
+        </a:ln>
+        <a:effectLst/>
+      </dsp:spPr>
+      <dsp:style>
+        <a:lnRef idx="2">
+          <a:scrgbClr r="0" g="0" b="0"/>
+        </a:lnRef>
+        <a:fillRef idx="1">
+          <a:scrgbClr r="0" g="0" b="0"/>
+        </a:fillRef>
+        <a:effectRef idx="0">
+          <a:scrgbClr r="0" g="0" b="0"/>
+        </a:effectRef>
+        <a:fontRef idx="minor"/>
+      </dsp:style>
+      <dsp:txBody>
+        <a:bodyPr spcFirstLastPara="0" vert="horz" wrap="square" lIns="26670" tIns="26670" rIns="26670" bIns="26670" numCol="1" spcCol="1270" anchor="ctr" anchorCtr="0">
+          <a:noAutofit/>
+        </a:bodyPr>
+        <a:lstStyle/>
+        <a:p>
+          <a:pPr marL="0" lvl="0" indent="0" algn="ctr" defTabSz="311150">
+            <a:lnSpc>
+              <a:spcPct val="90000"/>
+            </a:lnSpc>
+            <a:spcBef>
+              <a:spcPct val="0"/>
+            </a:spcBef>
+            <a:spcAft>
+              <a:spcPct val="35000"/>
+            </a:spcAft>
+            <a:buNone/>
+          </a:pPr>
+          <a:r>
+            <a:rPr lang="en-US" sz="700" b="1" kern="1200"/>
+            <a:t>Process</a:t>
+          </a:r>
+        </a:p>
+      </dsp:txBody>
+      <dsp:txXfrm>
+        <a:off x="399139" y="416035"/>
+        <a:ext cx="495464" cy="131173"/>
+      </dsp:txXfrm>
+    </dsp:sp>
+    <dsp:sp modelId="{AA2C9F98-7E60-0048-BF2A-7FFCD8662906}">
+      <dsp:nvSpPr>
+        <dsp:cNvPr id="0" name=""/>
+        <dsp:cNvSpPr/>
+      </dsp:nvSpPr>
+      <dsp:spPr>
+        <a:xfrm>
+          <a:off x="392043" y="572476"/>
+          <a:ext cx="509656" cy="145365"/>
+        </a:xfrm>
+        <a:prstGeom prst="roundRect">
+          <a:avLst/>
+        </a:prstGeom>
+        <a:solidFill>
+          <a:schemeClr val="lt1">
+            <a:alpha val="90000"/>
+            <a:hueOff val="0"/>
+            <a:satOff val="0"/>
+            <a:lumOff val="0"/>
+            <a:alphaOff val="0"/>
+          </a:schemeClr>
+        </a:solidFill>
+        <a:ln w="12700" cap="flat" cmpd="sng" algn="ctr">
+          <a:solidFill>
+            <a:schemeClr val="accent1">
+              <a:hueOff val="0"/>
+              <a:satOff val="0"/>
+              <a:lumOff val="0"/>
+              <a:alphaOff val="0"/>
+            </a:schemeClr>
+          </a:solidFill>
+          <a:prstDash val="solid"/>
+          <a:miter lim="800000"/>
+        </a:ln>
+        <a:effectLst/>
+      </dsp:spPr>
+      <dsp:style>
+        <a:lnRef idx="2">
+          <a:scrgbClr r="0" g="0" b="0"/>
+        </a:lnRef>
+        <a:fillRef idx="1">
+          <a:scrgbClr r="0" g="0" b="0"/>
+        </a:fillRef>
+        <a:effectRef idx="0">
+          <a:scrgbClr r="0" g="0" b="0"/>
+        </a:effectRef>
+        <a:fontRef idx="minor"/>
+      </dsp:style>
+      <dsp:txBody>
+        <a:bodyPr spcFirstLastPara="0" vert="horz" wrap="square" lIns="26670" tIns="26670" rIns="26670" bIns="26670" numCol="1" spcCol="1270" anchor="ctr" anchorCtr="0">
+          <a:noAutofit/>
+        </a:bodyPr>
+        <a:lstStyle/>
+        <a:p>
+          <a:pPr marL="0" lvl="0" indent="0" algn="ctr" defTabSz="311150">
+            <a:lnSpc>
+              <a:spcPct val="90000"/>
+            </a:lnSpc>
+            <a:spcBef>
+              <a:spcPct val="0"/>
+            </a:spcBef>
+            <a:spcAft>
+              <a:spcPct val="35000"/>
+            </a:spcAft>
+            <a:buNone/>
+          </a:pPr>
+          <a:r>
+            <a:rPr lang="en-US" sz="700" b="1" kern="1200"/>
+            <a:t>People</a:t>
+          </a:r>
+        </a:p>
+      </dsp:txBody>
+      <dsp:txXfrm>
+        <a:off x="399139" y="579572"/>
+        <a:ext cx="495464" cy="131173"/>
+      </dsp:txXfrm>
+    </dsp:sp>
+  </dsp:spTree>
+</dsp:drawing>
+</file>
+
+<file path=word/diagrams/layout1.xml><?xml version="1.0" encoding="utf-8"?>
+<dgm:layoutDef xmlns:dgm="http://schemas.openxmlformats.org/drawingml/2006/diagram" xmlns:a="http://schemas.openxmlformats.org/drawingml/2006/main" uniqueId="urn:microsoft.com/office/officeart/2005/8/layout/pyramid2">
+  <dgm:title val=""/>
+  <dgm:desc val=""/>
+  <dgm:catLst>
+    <dgm:cat type="pyramid" pri="3000"/>
+    <dgm:cat type="list" pri="21000"/>
+    <dgm:cat type="convert" pri="17000"/>
+  </dgm:catLst>
+  <dgm:sampData useDef="1">
+    <dgm:dataModel>
+      <dgm:ptLst/>
+      <dgm:bg/>
+      <dgm:whole/>
+    </dgm:dataModel>
+  </dgm:sampData>
+  <dgm:styleData useDef="1">
+    <dgm:dataModel>
+      <dgm:ptLst/>
+      <dgm:bg/>
+      <dgm:whole/>
+    </dgm:dataModel>
+  </dgm:styleData>
+  <dgm:clrData useDef="1">
+    <dgm:dataModel>
+      <dgm:ptLst/>
+      <dgm:bg/>
+      <dgm:whole/>
+    </dgm:dataModel>
+  </dgm:clrData>
+  <dgm:layoutNode name="compositeShape">
+    <dgm:alg type="composite"/>
+    <dgm:shape xmlns:r="http://schemas.openxmlformats.org/officeDocument/2006/relationships" r:blip="">
+      <dgm:adjLst/>
+    </dgm:shape>
+    <dgm:presOf/>
+    <dgm:varLst>
+      <dgm:dir/>
+      <dgm:resizeHandles/>
+    </dgm:varLst>
+    <dgm:choose name="Name0">
+      <dgm:if name="Name1" func="var" arg="dir" op="equ" val="norm">
+        <dgm:constrLst>
+          <dgm:constr type="w" for="ch" forName="pyramid" refType="h"/>
+          <dgm:constr type="h" for="ch" forName="pyramid" refType="h"/>
+          <dgm:constr type="h" for="ch" forName="theList" refType="h" fact="0.8"/>
+          <dgm:constr type="w" for="ch" forName="theList" refType="h" fact="0.65"/>
+          <dgm:constr type="ctrY" for="ch" forName="theList" refType="h" refFor="ch" refForName="pyramid" fact="0.5"/>
+          <dgm:constr type="l" for="ch" forName="theList" refType="w" refFor="ch" refForName="pyramid" fact="0.5"/>
+          <dgm:constr type="h" for="des" forName="aSpace" refType="h" fact="0.1"/>
+        </dgm:constrLst>
+      </dgm:if>
+      <dgm:else name="Name2">
+        <dgm:constrLst>
+          <dgm:constr type="w" for="ch" forName="pyramid" refType="h"/>
+          <dgm:constr type="h" for="ch" forName="pyramid" refType="h"/>
+          <dgm:constr type="h" for="ch" forName="theList" refType="h" fact="0.8"/>
+          <dgm:constr type="w" for="ch" forName="theList" refType="h" fact="0.65"/>
+          <dgm:constr type="ctrY" for="ch" forName="theList" refType="h" refFor="ch" refForName="pyramid" fact="0.5"/>
+          <dgm:constr type="r" for="ch" forName="theList" refType="w" refFor="ch" refForName="pyramid" fact="0.5"/>
+          <dgm:constr type="h" for="des" forName="aSpace" refType="h" fact="0.1"/>
+        </dgm:constrLst>
+      </dgm:else>
+    </dgm:choose>
+    <dgm:ruleLst/>
+    <dgm:choose name="Name3">
+      <dgm:if name="Name4" axis="ch" ptType="node" func="cnt" op="gte" val="1">
+        <dgm:layoutNode name="pyramid" styleLbl="node1">
+          <dgm:alg type="sp"/>
+          <dgm:shape xmlns:r="http://schemas.openxmlformats.org/officeDocument/2006/relationships" type="triangle" r:blip="">
+            <dgm:adjLst/>
+          </dgm:shape>
+          <dgm:presOf/>
+          <dgm:constrLst/>
+          <dgm:ruleLst/>
+        </dgm:layoutNode>
+        <dgm:layoutNode name="theList">
+          <dgm:alg type="lin">
+            <dgm:param type="linDir" val="fromT"/>
+          </dgm:alg>
+          <dgm:shape xmlns:r="http://schemas.openxmlformats.org/officeDocument/2006/relationships" r:blip="">
+            <dgm:adjLst/>
+          </dgm:shape>
+          <dgm:presOf/>
+          <dgm:constrLst>
+            <dgm:constr type="w" for="ch" forName="aNode" refType="w"/>
+            <dgm:constr type="h" for="ch" forName="aNode" refType="h"/>
+            <dgm:constr type="primFontSz" for="ch" ptType="node" op="equ"/>
+          </dgm:constrLst>
+          <dgm:ruleLst/>
+          <dgm:forEach name="aNodeForEach" axis="ch" ptType="node">
+            <dgm:layoutNode name="aNode" styleLbl="fgAcc1">
+              <dgm:varLst>
+                <dgm:bulletEnabled val="1"/>
+              </dgm:varLst>
+              <dgm:alg type="tx"/>
+              <dgm:shape xmlns:r="http://schemas.openxmlformats.org/officeDocument/2006/relationships" type="roundRect" r:blip="">
+                <dgm:adjLst/>
+              </dgm:shape>
+              <dgm:presOf axis="desOrSelf" ptType="node"/>
+              <dgm:constrLst>
+                <dgm:constr type="primFontSz" val="65"/>
+                <dgm:constr type="tMarg" refType="primFontSz" fact="0.3"/>
+                <dgm:constr type="bMarg" refType="primFontSz" fact="0.3"/>
+                <dgm:constr type="lMarg" refType="primFontSz" fact="0.3"/>
+                <dgm:constr type="rMarg" refType="primFontSz" fact="0.3"/>
+              </dgm:constrLst>
+              <dgm:ruleLst>
+                <dgm:rule type="primFontSz" val="5" fact="NaN" max="NaN"/>
+              </dgm:ruleLst>
+            </dgm:layoutNode>
+            <dgm:layoutNode name="aSpace">
+              <dgm:alg type="sp"/>
+              <dgm:shape xmlns:r="http://schemas.openxmlformats.org/officeDocument/2006/relationships" r:blip="">
+                <dgm:adjLst/>
+              </dgm:shape>
+              <dgm:presOf/>
+              <dgm:constrLst/>
+              <dgm:ruleLst/>
+            </dgm:layoutNode>
+          </dgm:forEach>
+        </dgm:layoutNode>
+      </dgm:if>
+      <dgm:else name="Name5"/>
+    </dgm:choose>
+  </dgm:layoutNode>
+</dgm:layoutDef>
+</file>
+
+<file path=word/diagrams/quickStyle1.xml><?xml version="1.0" encoding="utf-8"?>
+<dgm:styleDef xmlns:dgm="http://schemas.openxmlformats.org/drawingml/2006/diagram" xmlns:a="http://schemas.openxmlformats.org/drawingml/2006/main" uniqueId="urn:microsoft.com/office/officeart/2005/8/quickstyle/simple1">
+  <dgm:title val=""/>
+  <dgm:desc val=""/>
+  <dgm:catLst>
+    <dgm:cat type="simple" pri="10100"/>
+  </dgm:catLst>
+  <dgm:scene3d>
+    <a:camera prst="orthographicFront"/>
+    <a:lightRig rig="threePt" dir="t"/>
+  </dgm:scene3d>
+  <dgm:styleLbl name="node0">
+    <dgm:scene3d>
+      <a:camera prst="orthographicFront"/>
+      <a:lightRig rig="threePt" dir="t"/>
+    </dgm:scene3d>
+    <dgm:sp3d/>
+    <dgm:txPr/>
+    <dgm:style>
+      <a:lnRef idx="2">
+        <a:scrgbClr r="0" g="0" b="0"/>
+      </a:lnRef>
+      <a:fillRef idx="1">
+        <a:scrgbClr r="0" g="0" b="0"/>
+      </a:fillRef>
+      <a:effectRef idx="0">
+        <a:scrgbClr r="0" g="0" b="0"/>
+      </a:effectRef>
+      <a:fontRef idx="minor">
+        <a:schemeClr val="lt1"/>
+      </a:fontRef>
+    </dgm:style>
+  </dgm:styleLbl>
+  <dgm:styleLbl name="lnNode1">
+    <dgm:scene3d>
+      <a:camera prst="orthographicFront"/>
+      <a:lightRig rig="threePt" dir="t"/>
+    </dgm:scene3d>
+    <dgm:sp3d/>
+    <dgm:txPr/>
+    <dgm:style>
+      <a:lnRef idx="2">
+        <a:scrgbClr r="0" g="0" b="0"/>
+      </a:lnRef>
+      <a:fillRef idx="1">
+        <a:scrgbClr r="0" g="0" b="0"/>
+      </a:fillRef>
+      <a:effectRef idx="0">
+        <a:scrgbClr r="0" g="0" b="0"/>
+      </a:effectRef>
+      <a:fontRef idx="minor">
+        <a:schemeClr val="lt1"/>
+      </a:fontRef>
+    </dgm:style>
+  </dgm:styleLbl>
+  <dgm:styleLbl name="vennNode1">
+    <dgm:scene3d>
+      <a:camera prst="orthographicFront"/>
+      <a:lightRig rig="threePt" dir="t"/>
+    </dgm:scene3d>
+    <dgm:sp3d/>
+    <dgm:txPr/>
+    <dgm:style>
+      <a:lnRef idx="2">
+        <a:scrgbClr r="0" g="0" b="0"/>
+      </a:lnRef>
+      <a:fillRef idx="1">
+        <a:scrgbClr r="0" g="0" b="0"/>
+      </a:fillRef>
+      <a:effectRef idx="0">
+        <a:scrgbClr r="0" g="0" b="0"/>
+      </a:effectRef>
+      <a:fontRef idx="minor">
+        <a:schemeClr val="tx1"/>
+      </a:fontRef>
+    </dgm:style>
+  </dgm:styleLbl>
+  <dgm:styleLbl name="alignNode1">
+    <dgm:scene3d>
+      <a:camera prst="orthographicFront"/>
+      <a:lightRig rig="threePt" dir="t"/>
+    </dgm:scene3d>
+    <dgm:sp3d/>
+    <dgm:txPr/>
+    <dgm:style>
+      <a:lnRef idx="2">
+        <a:scrgbClr r="0" g="0" b="0"/>
+      </a:lnRef>
+      <a:fillRef idx="1">
+        <a:scrgbClr r="0" g="0" b="0"/>
+      </a:fillRef>
+      <a:effectRef idx="0">
+        <a:scrgbClr r="0" g="0" b="0"/>
+      </a:effectRef>
+      <a:fontRef idx="minor">
+        <a:schemeClr val="lt1"/>
+      </a:fontRef>
+    </dgm:style>
+  </dgm:styleLbl>
+  <dgm:styleLbl name="node1">
+    <dgm:scene3d>
+      <a:camera prst="orthographicFront"/>
+      <a:lightRig rig="threePt" dir="t"/>
+    </dgm:scene3d>
+    <dgm:sp3d/>
+    <dgm:txPr/>
+    <dgm:style>
+      <a:lnRef idx="2">
+        <a:scrgbClr r="0" g="0" b="0"/>
+      </a:lnRef>
+      <a:fillRef idx="1">
+        <a:scrgbClr r="0" g="0" b="0"/>
+      </a:fillRef>
+      <a:effectRef idx="0">
+        <a:scrgbClr r="0" g="0" b="0"/>
+      </a:effectRef>
+      <a:fontRef idx="minor">
+        <a:schemeClr val="lt1"/>
+      </a:fontRef>
+    </dgm:style>
+  </dgm:styleLbl>
+  <dgm:styleLbl name="node2">
+    <dgm:scene3d>
+      <a:camera prst="orthographicFront"/>
+      <a:lightRig rig="threePt" dir="t"/>
+    </dgm:scene3d>
+    <dgm:sp3d/>
+    <dgm:txPr/>
+    <dgm:style>
+      <a:lnRef idx="2">
+        <a:scrgbClr r="0" g="0" b="0"/>
+      </a:lnRef>
+      <a:fillRef idx="1">
+        <a:scrgbClr r="0" g="0" b="0"/>
+      </a:fillRef>
+      <a:effectRef idx="0">
+        <a:scrgbClr r="0" g="0" b="0"/>
+      </a:effectRef>
+      <a:fontRef idx="minor">
+        <a:schemeClr val="lt1"/>
+      </a:fontRef>
+    </dgm:style>
+  </dgm:styleLbl>
+  <dgm:styleLbl name="node3">
+    <dgm:scene3d>
+      <a:camera prst="orthographicFront"/>
+      <a:lightRig rig="threePt" dir="t"/>
+    </dgm:scene3d>
+    <dgm:sp3d/>
+    <dgm:txPr/>
+    <dgm:style>
+      <a:lnRef idx="2">
+        <a:scrgbClr r="0" g="0" b="0"/>
+      </a:lnRef>
+      <a:fillRef idx="1">
+        <a:scrgbClr r="0" g="0" b="0"/>
+      </a:fillRef>
+      <a:effectRef idx="0">
+        <a:scrgbClr r="0" g="0" b="0"/>
+      </a:effectRef>
+      <a:fontRef idx="minor">
+        <a:schemeClr val="lt1"/>
+      </a:fontRef>
+    </dgm:style>
+  </dgm:styleLbl>
+  <dgm:styleLbl name="node4">
+    <dgm:scene3d>
+      <a:camera prst="orthographicFront"/>
+      <a:lightRig rig="threePt" dir="t"/>
+    </dgm:scene3d>
+    <dgm:sp3d/>
+    <dgm:txPr/>
+    <dgm:style>
+      <a:lnRef idx="2">
+        <a:scrgbClr r="0" g="0" b="0"/>
+      </a:lnRef>
+      <a:fillRef idx="1">
+        <a:scrgbClr r="0" g="0" b="0"/>
+      </a:fillRef>
+      <a:effectRef idx="0">
+        <a:scrgbClr r="0" g="0" b="0"/>
+      </a:effectRef>
+      <a:fontRef idx="minor">
+        <a:schemeClr val="lt1"/>
+      </a:fontRef>
+    </dgm:style>
+  </dgm:styleLbl>
+  <dgm:styleLbl name="fgImgPlace1">
+    <dgm:scene3d>
+      <a:camera prst="orthographicFront"/>
+      <a:lightRig rig="threePt" dir="t"/>
+    </dgm:scene3d>
+    <dgm:sp3d/>
+    <dgm:txPr/>
+    <dgm:style>
+      <a:lnRef idx="2">
+        <a:scrgbClr r="0" g="0" b="0"/>
+      </a:lnRef>
+      <a:fillRef idx="1">
+        <a:scrgbClr r="0" g="0" b="0"/>
+      </a:fillRef>
+      <a:effectRef idx="0">
+        <a:scrgbClr r="0" g="0" b="0"/>
+      </a:effectRef>
+      <a:fontRef idx="minor"/>
+    </dgm:style>
+  </dgm:styleLbl>
+  <dgm:styleLbl name="alignImgPlace1">
+    <dgm:scene3d>
+      <a:camera prst="orthographicFront"/>
+      <a:lightRig rig="threePt" dir="t"/>
+    </dgm:scene3d>
+    <dgm:sp3d/>
+    <dgm:txPr/>
+    <dgm:style>
+      <a:lnRef idx="2">
+        <a:scrgbClr r="0" g="0" b="0"/>
+      </a:lnRef>
+      <a:fillRef idx="1">
+        <a:scrgbClr r="0" g="0" b="0"/>
+      </a:fillRef>
+      <a:effectRef idx="0">
+        <a:scrgbClr r="0" g="0" b="0"/>
+      </a:effectRef>
+      <a:fontRef idx="minor"/>
+    </dgm:style>
+  </dgm:styleLbl>
+  <dgm:styleLbl name="bgImgPlace1">
+    <dgm:scene3d>
+      <a:camera prst="orthographicFront"/>
+      <a:lightRig rig="threePt" dir="t"/>
+    </dgm:scene3d>
+    <dgm:sp3d/>
+    <dgm:txPr/>
+    <dgm:style>
+      <a:lnRef idx="2">
+        <a:scrgbClr r="0" g="0" b="0"/>
+      </a:lnRef>
+      <a:fillRef idx="1">
+        <a:scrgbClr r="0" g="0" b="0"/>
+      </a:fillRef>
+      <a:effectRef idx="0">
+        <a:scrgbClr r="0" g="0" b="0"/>
+      </a:effectRef>
+      <a:fontRef idx="minor"/>
+    </dgm:style>
+  </dgm:styleLbl>
+  <dgm:styleLbl name="sibTrans2D1">
+    <dgm:scene3d>
+      <a:camera prst="orthographicFront"/>
+      <a:lightRig rig="threePt" dir="t"/>
+    </dgm:scene3d>
+    <dgm:sp3d/>
+    <dgm:txPr/>
+    <dgm:style>
+      <a:lnRef idx="0">
+        <a:scrgbClr r="0" g="0" b="0"/>
+      </a:lnRef>
+      <a:fillRef idx="1">
+        <a:scrgbClr r="0" g="0" b="0"/>
+      </a:fillRef>
+      <a:effectRef idx="0">
+        <a:scrgbClr r="0" g="0" b="0"/>
+      </a:effectRef>
+      <a:fontRef idx="minor">
+        <a:schemeClr val="lt1"/>
+      </a:fontRef>
+    </dgm:style>
+  </dgm:styleLbl>
+  <dgm:styleLbl name="fgSibTrans2D1">
+    <dgm:scene3d>
+      <a:camera prst="orthographicFront"/>
+      <a:lightRig rig="threePt" dir="t"/>
+    </dgm:scene3d>
+    <dgm:sp3d/>
+    <dgm:txPr/>
+    <dgm:style>
+      <a:lnRef idx="0">
+        <a:scrgbClr r="0" g="0" b="0"/>
+      </a:lnRef>
+      <a:fillRef idx="1">
+        <a:scrgbClr r="0" g="0" b="0"/>
+      </a:fillRef>
+      <a:effectRef idx="0">
+        <a:scrgbClr r="0" g="0" b="0"/>
+      </a:effectRef>
+      <a:fontRef idx="minor">
+        <a:schemeClr val="lt1"/>
+      </a:fontRef>
+    </dgm:style>
+  </dgm:styleLbl>
+  <dgm:styleLbl name="bgSibTrans2D1">
+    <dgm:scene3d>
+      <a:camera prst="orthographicFront"/>
+      <a:lightRig rig="threePt" dir="t"/>
+    </dgm:scene3d>
+    <dgm:sp3d/>
+    <dgm:txPr/>
+    <dgm:style>
+      <a:lnRef idx="0">
+        <a:scrgbClr r="0" g="0" b="0"/>
+      </a:lnRef>
+      <a:fillRef idx="1">
+        <a:scrgbClr r="0" g="0" b="0"/>
+      </a:fillRef>
+      <a:effectRef idx="0">
+        <a:scrgbClr r="0" g="0" b="0"/>
+      </a:effectRef>
+      <a:fontRef idx="minor">
+        <a:schemeClr val="lt1"/>
+      </a:fontRef>
+    </dgm:style>
+  </dgm:styleLbl>
+  <dgm:styleLbl name="sibTrans1D1">
+    <dgm:scene3d>
+      <a:camera prst="orthographicFront"/>
+      <a:lightRig rig="threePt" dir="t"/>
+    </dgm:scene3d>
+    <dgm:sp3d/>
+    <dgm:txPr/>
+    <dgm:style>
+      <a:lnRef idx="1">
+        <a:scrgbClr r="0" g="0" b="0"/>
+      </a:lnRef>
+      <a:fillRef idx="0">
+        <a:scrgbClr r="0" g="0" b="0"/>
+      </a:fillRef>
+      <a:effectRef idx="0">
+        <a:scrgbClr r="0" g="0" b="0"/>
+      </a:effectRef>
+      <a:fontRef idx="minor"/>
+    </dgm:style>
+  </dgm:styleLbl>
+  <dgm:styleLbl name="callout">
+    <dgm:scene3d>
+      <a:camera prst="orthographicFront"/>
+      <a:lightRig rig="threePt" dir="t"/>
+    </dgm:scene3d>
+    <dgm:sp3d/>
+    <dgm:txPr/>
+    <dgm:style>
+      <a:lnRef idx="2">
+        <a:scrgbClr r="0" g="0" b="0"/>
+      </a:lnRef>
+      <a:fillRef idx="1">
+        <a:scrgbClr r="0" g="0" b="0"/>
+      </a:fillRef>
+      <a:effectRef idx="0">
+        <a:scrgbClr r="0" g="0" b="0"/>
+      </a:effectRef>
+      <a:fontRef idx="minor"/>
+    </dgm:style>
+  </dgm:styleLbl>
+  <dgm:styleLbl name="asst0">
+    <dgm:scene3d>
+      <a:camera prst="orthographicFront"/>
+      <a:lightRig rig="threePt" dir="t"/>
+    </dgm:scene3d>
+    <dgm:sp3d/>
+    <dgm:txPr/>
+    <dgm:style>
+      <a:lnRef idx="2">
+        <a:scrgbClr r="0" g="0" b="0"/>
+      </a:lnRef>
+      <a:fillRef idx="1">
+        <a:scrgbClr r="0" g="0" b="0"/>
+      </a:fillRef>
+      <a:effectRef idx="0">
+        <a:scrgbClr r="0" g="0" b="0"/>
+      </a:effectRef>
+      <a:fontRef idx="minor">
+        <a:schemeClr val="lt1"/>
+      </a:fontRef>
+    </dgm:style>
+  </dgm:styleLbl>
+  <dgm:styleLbl name="asst1">
+    <dgm:scene3d>
+      <a:camera prst="orthographicFront"/>
+      <a:lightRig rig="threePt" dir="t"/>
+    </dgm:scene3d>
+    <dgm:sp3d/>
+    <dgm:txPr/>
+    <dgm:style>
+      <a:lnRef idx="2">
+        <a:scrgbClr r="0" g="0" b="0"/>
+      </a:lnRef>
+      <a:fillRef idx="1">
+        <a:scrgbClr r="0" g="0" b="0"/>
+      </a:fillRef>
+      <a:effectRef idx="0">
+        <a:scrgbClr r="0" g="0" b="0"/>
+      </a:effectRef>
+      <a:fontRef idx="minor">
+        <a:schemeClr val="lt1"/>
+      </a:fontRef>
+    </dgm:style>
+  </dgm:styleLbl>
+  <dgm:styleLbl name="asst2">
+    <dgm:scene3d>
+      <a:camera prst="orthographicFront"/>
+      <a:lightRig rig="threePt" dir="t"/>
+    </dgm:scene3d>
+    <dgm:sp3d/>
+    <dgm:txPr/>
+    <dgm:style>
+      <a:lnRef idx="2">
+        <a:scrgbClr r="0" g="0" b="0"/>
+      </a:lnRef>
+      <a:fillRef idx="1">
+        <a:scrgbClr r="0" g="0" b="0"/>
+      </a:fillRef>
+      <a:effectRef idx="0">
+        <a:scrgbClr r="0" g="0" b="0"/>
+      </a:effectRef>
+      <a:fontRef idx="minor">
+        <a:schemeClr val="lt1"/>
+      </a:fontRef>
+    </dgm:style>
+  </dgm:styleLbl>
+  <dgm:styleLbl name="asst3">
+    <dgm:scene3d>
+      <a:camera prst="orthographicFront"/>
+      <a:lightRig rig="threePt" dir="t"/>
+    </dgm:scene3d>
+    <dgm:sp3d/>
+    <dgm:txPr/>
+    <dgm:style>
+      <a:lnRef idx="2">
+        <a:scrgbClr r="0" g="0" b="0"/>
+      </a:lnRef>
+      <a:fillRef idx="1">
+        <a:scrgbClr r="0" g="0" b="0"/>
+      </a:fillRef>
+      <a:effectRef idx="0">
+        <a:scrgbClr r="0" g="0" b="0"/>
+      </a:effectRef>
+      <a:fontRef idx="minor">
+        <a:schemeClr val="lt1"/>
+      </a:fontRef>
+    </dgm:style>
+  </dgm:styleLbl>
+  <dgm:styleLbl name="asst4">
+    <dgm:scene3d>
+      <a:camera prst="orthographicFront"/>
+      <a:lightRig rig="threePt" dir="t"/>
+    </dgm:scene3d>
+    <dgm:sp3d/>
+    <dgm:txPr/>
+    <dgm:style>
+      <a:lnRef idx="2">
+        <a:scrgbClr r="0" g="0" b="0"/>
+      </a:lnRef>
+      <a:fillRef idx="1">
+        <a:scrgbClr r="0" g="0" b="0"/>
+      </a:fillRef>
+      <a:effectRef idx="0">
+        <a:scrgbClr r="0" g="0" b="0"/>
+      </a:effectRef>
+      <a:fontRef idx="minor">
+        <a:schemeClr val="lt1"/>
+      </a:fontRef>
+    </dgm:style>
+  </dgm:styleLbl>
+  <dgm:styleLbl name="parChTrans2D1">
+    <dgm:scene3d>
+      <a:camera prst="orthographicFront"/>
+      <a:lightRig rig="threePt" dir="t"/>
+    </dgm:scene3d>
+    <dgm:sp3d/>
+    <dgm:txPr/>
+    <dgm:style>
+      <a:lnRef idx="2">
+        <a:scrgbClr r="0" g="0" b="0"/>
+      </a:lnRef>
+      <a:fillRef idx="1">
+        <a:scrgbClr r="0" g="0" b="0"/>
+      </a:fillRef>
+      <a:effectRef idx="0">
+        <a:scrgbClr r="0" g="0" b="0"/>
+      </a:effectRef>
+      <a:fontRef idx="minor">
+        <a:schemeClr val="lt1"/>
+      </a:fontRef>
+    </dgm:style>
+  </dgm:styleLbl>
+  <dgm:styleLbl name="parChTrans2D2">
+    <dgm:scene3d>
+      <a:camera prst="orthographicFront"/>
+      <a:lightRig rig="threePt" dir="t"/>
+    </dgm:scene3d>
+    <dgm:sp3d/>
+    <dgm:txPr/>
+    <dgm:style>
+      <a:lnRef idx="2">
+        <a:scrgbClr r="0" g="0" b="0"/>
+      </a:lnRef>
+      <a:fillRef idx="1">
+        <a:scrgbClr r="0" g="0" b="0"/>
+      </a:fillRef>
+      <a:effectRef idx="0">
+        <a:scrgbClr r="0" g="0" b="0"/>
+      </a:effectRef>
+      <a:fontRef idx="minor">
+        <a:schemeClr val="lt1"/>
+      </a:fontRef>
+    </dgm:style>
+  </dgm:styleLbl>
+  <dgm:styleLbl name="parChTrans2D3">
+    <dgm:scene3d>
+      <a:camera prst="orthographicFront"/>
+      <a:lightRig rig="threePt" dir="t"/>
+    </dgm:scene3d>
+    <dgm:sp3d/>
+    <dgm:txPr/>
+    <dgm:style>
+      <a:lnRef idx="2">
+        <a:scrgbClr r="0" g="0" b="0"/>
+      </a:lnRef>
+      <a:fillRef idx="1">
+        <a:scrgbClr r="0" g="0" b="0"/>
+      </a:fillRef>
+      <a:effectRef idx="0">
+        <a:scrgbClr r="0" g="0" b="0"/>
+      </a:effectRef>
+      <a:fontRef idx="minor">
+        <a:schemeClr val="lt1"/>
+      </a:fontRef>
+    </dgm:style>
+  </dgm:styleLbl>
+  <dgm:styleLbl name="parChTrans2D4">
+    <dgm:scene3d>
+      <a:camera prst="orthographicFront"/>
+      <a:lightRig rig="threePt" dir="t"/>
+    </dgm:scene3d>
+    <dgm:sp3d/>
+    <dgm:txPr/>
+    <dgm:style>
+      <a:lnRef idx="2">
+        <a:scrgbClr r="0" g="0" b="0"/>
+      </a:lnRef>
+      <a:fillRef idx="1">
+        <a:scrgbClr r="0" g="0" b="0"/>
+      </a:fillRef>
+      <a:effectRef idx="0">
+        <a:scrgbClr r="0" g="0" b="0"/>
+      </a:effectRef>
+      <a:fontRef idx="minor">
+        <a:schemeClr val="lt1"/>
+      </a:fontRef>
+    </dgm:style>
+  </dgm:styleLbl>
+  <dgm:styleLbl name="parChTrans1D1">
+    <dgm:scene3d>
+      <a:camera prst="orthographicFront"/>
+      <a:lightRig rig="threePt" dir="t"/>
+    </dgm:scene3d>
+    <dgm:sp3d/>
+    <dgm:txPr/>
+    <dgm:style>
+      <a:lnRef idx="2">
+        <a:scrgbClr r="0" g="0" b="0"/>
+      </a:lnRef>
+      <a:fillRef idx="0">
+        <a:scrgbClr r="0" g="0" b="0"/>
+      </a:fillRef>
+      <a:effectRef idx="0">
+        <a:scrgbClr r="0" g="0" b="0"/>
+      </a:effectRef>
+      <a:fontRef idx="minor"/>
+    </dgm:style>
+  </dgm:styleLbl>
+  <dgm:styleLbl name="parChTrans1D2">
+    <dgm:scene3d>
+      <a:camera prst="orthographicFront"/>
+      <a:lightRig rig="threePt" dir="t"/>
+    </dgm:scene3d>
+    <dgm:sp3d/>
+    <dgm:txPr/>
+    <dgm:style>
+      <a:lnRef idx="2">
+        <a:scrgbClr r="0" g="0" b="0"/>
+      </a:lnRef>
+      <a:fillRef idx="0">
+        <a:scrgbClr r="0" g="0" b="0"/>
+      </a:fillRef>
+      <a:effectRef idx="0">
+        <a:scrgbClr r="0" g="0" b="0"/>
+      </a:effectRef>
+      <a:fontRef idx="minor"/>
+    </dgm:style>
+  </dgm:styleLbl>
+  <dgm:styleLbl name="parChTrans1D3">
+    <dgm:scene3d>
+      <a:camera prst="orthographicFront"/>
+      <a:lightRig rig="threePt" dir="t"/>
+    </dgm:scene3d>
+    <dgm:sp3d/>
+    <dgm:txPr/>
+    <dgm:style>
+      <a:lnRef idx="2">
+        <a:scrgbClr r="0" g="0" b="0"/>
+      </a:lnRef>
+      <a:fillRef idx="0">
+        <a:scrgbClr r="0" g="0" b="0"/>
+      </a:fillRef>
+      <a:effectRef idx="0">
+        <a:scrgbClr r="0" g="0" b="0"/>
+      </a:effectRef>
+      <a:fontRef idx="minor"/>
+    </dgm:style>
+  </dgm:styleLbl>
+  <dgm:styleLbl name="parChTrans1D4">
+    <dgm:scene3d>
+      <a:camera prst="orthographicFront"/>
+      <a:lightRig rig="threePt" dir="t"/>
+    </dgm:scene3d>
+    <dgm:sp3d/>
+    <dgm:txPr/>
+    <dgm:style>
+      <a:lnRef idx="2">
+        <a:scrgbClr r="0" g="0" b="0"/>
+      </a:lnRef>
+      <a:fillRef idx="0">
+        <a:scrgbClr r="0" g="0" b="0"/>
+      </a:fillRef>
+      <a:effectRef idx="0">
+        <a:scrgbClr r="0" g="0" b="0"/>
+      </a:effectRef>
+      <a:fontRef idx="minor"/>
+    </dgm:style>
+  </dgm:styleLbl>
+  <dgm:styleLbl name="fgAcc1">
+    <dgm:scene3d>
+      <a:camera prst="orthographicFront"/>
+      <a:lightRig rig="threePt" dir="t"/>
+    </dgm:scene3d>
+    <dgm:sp3d/>
+    <dgm:txPr/>
+    <dgm:style>
+      <a:lnRef idx="2">
+        <a:scrgbClr r="0" g="0" b="0"/>
+      </a:lnRef>
+      <a:fillRef idx="1">
+        <a:scrgbClr r="0" g="0" b="0"/>
+      </a:fillRef>
+      <a:effectRef idx="0">
+        <a:scrgbClr r="0" g="0" b="0"/>
+      </a:effectRef>
+      <a:fontRef idx="minor"/>
+    </dgm:style>
+  </dgm:styleLbl>
+  <dgm:styleLbl name="conFgAcc1">
+    <dgm:scene3d>
+      <a:camera prst="orthographicFront"/>
+      <a:lightRig rig="threePt" dir="t"/>
+    </dgm:scene3d>
+    <dgm:sp3d/>
+    <dgm:txPr/>
+    <dgm:style>
+      <a:lnRef idx="2">
+        <a:scrgbClr r="0" g="0" b="0"/>
+      </a:lnRef>
+      <a:fillRef idx="1">
+        <a:scrgbClr r="0" g="0" b="0"/>
+      </a:fillRef>
+      <a:effectRef idx="0">
+        <a:scrgbClr r="0" g="0" b="0"/>
+      </a:effectRef>
+      <a:fontRef idx="minor"/>
+    </dgm:style>
+  </dgm:styleLbl>
+  <dgm:styleLbl name="alignAcc1">
+    <dgm:scene3d>
+      <a:camera prst="orthographicFront"/>
+      <a:lightRig rig="threePt" dir="t"/>
+    </dgm:scene3d>
+    <dgm:sp3d/>
+    <dgm:txPr/>
+    <dgm:style>
+      <a:lnRef idx="2">
+        <a:scrgbClr r="0" g="0" b="0"/>
+      </a:lnRef>
+      <a:fillRef idx="1">
+        <a:scrgbClr r="0" g="0" b="0"/>
+      </a:fillRef>
+      <a:effectRef idx="0">
+        <a:scrgbClr r="0" g="0" b="0"/>
+      </a:effectRef>
+      <a:fontRef idx="minor"/>
+    </dgm:style>
+  </dgm:styleLbl>
+  <dgm:styleLbl name="trAlignAcc1">
+    <dgm:scene3d>
+      <a:camera prst="orthographicFront"/>
+      <a:lightRig rig="threePt" dir="t"/>
+    </dgm:scene3d>
+    <dgm:sp3d/>
+    <dgm:txPr/>
+    <dgm:style>
+      <a:lnRef idx="1">
+        <a:scrgbClr r="0" g="0" b="0"/>
+      </a:lnRef>
+      <a:fillRef idx="1">
+        <a:scrgbClr r="0" g="0" b="0"/>
+      </a:fillRef>
+      <a:effectRef idx="0">
+        <a:scrgbClr r="0" g="0" b="0"/>
+      </a:effectRef>
+      <a:fontRef idx="minor"/>
+    </dgm:style>
+  </dgm:styleLbl>
+  <dgm:styleLbl name="bgAcc1">
+    <dgm:scene3d>
+      <a:camera prst="orthographicFront"/>
+      <a:lightRig rig="threePt" dir="t"/>
+    </dgm:scene3d>
+    <dgm:sp3d/>
+    <dgm:txPr/>
+    <dgm:style>
+      <a:lnRef idx="2">
+        <a:scrgbClr r="0" g="0" b="0"/>
+      </a:lnRef>
+      <a:fillRef idx="1">
+        <a:scrgbClr r="0" g="0" b="0"/>
+      </a:fillRef>
+      <a:effectRef idx="0">
+        <a:scrgbClr r="0" g="0" b="0"/>
+      </a:effectRef>
+      <a:fontRef idx="minor"/>
+    </dgm:style>
+  </dgm:styleLbl>
+  <dgm:styleLbl name="solidFgAcc1">
+    <dgm:scene3d>
+      <a:camera prst="orthographicFront"/>
+      <a:lightRig rig="threePt" dir="t"/>
+    </dgm:scene3d>
+    <dgm:sp3d/>
+    <dgm:txPr/>
+    <dgm:style>
+      <a:lnRef idx="2">
+        <a:scrgbClr r="0" g="0" b="0"/>
+      </a:lnRef>
+      <a:fillRef idx="1">
+        <a:scrgbClr r="0" g="0" b="0"/>
+      </a:fillRef>
+      <a:effectRef idx="0">
+        <a:scrgbClr r="0" g="0" b="0"/>
+      </a:effectRef>
+      <a:fontRef idx="minor"/>
+    </dgm:style>
+  </dgm:styleLbl>
+  <dgm:styleLbl name="solidAlignAcc1">
+    <dgm:scene3d>
+      <a:camera prst="orthographicFront"/>
+      <a:lightRig rig="threePt" dir="t"/>
+    </dgm:scene3d>
+    <dgm:sp3d/>
+    <dgm:txPr/>
+    <dgm:style>
+      <a:lnRef idx="2">
+        <a:scrgbClr r="0" g="0" b="0"/>
+      </a:lnRef>
+      <a:fillRef idx="1">
+        <a:scrgbClr r="0" g="0" b="0"/>
+      </a:fillRef>
+      <a:effectRef idx="0">
+        <a:scrgbClr r="0" g="0" b="0"/>
+      </a:effectRef>
+      <a:fontRef idx="minor"/>
+    </dgm:style>
+  </dgm:styleLbl>
+  <dgm:styleLbl name="solidBgAcc1">
+    <dgm:scene3d>
+      <a:camera prst="orthographicFront"/>
+      <a:lightRig rig="threePt" dir="t"/>
+    </dgm:scene3d>
+    <dgm:sp3d/>
+    <dgm:txPr/>
+    <dgm:style>
+      <a:lnRef idx="2">
+        <a:scrgbClr r="0" g="0" b="0"/>
+      </a:lnRef>
+      <a:fillRef idx="1">
+        <a:scrgbClr r="0" g="0" b="0"/>
+      </a:fillRef>
+      <a:effectRef idx="0">
+        <a:scrgbClr r="0" g="0" b="0"/>
+      </a:effectRef>
+      <a:fontRef idx="minor"/>
+    </dgm:style>
+  </dgm:styleLbl>
+  <dgm:styleLbl name="fgAccFollowNode1">
+    <dgm:scene3d>
+      <a:camera prst="orthographicFront"/>
+      <a:lightRig rig="threePt" dir="t"/>
+    </dgm:scene3d>
+    <dgm:sp3d/>
+    <dgm:txPr/>
+    <dgm:style>
+      <a:lnRef idx="2">
+        <a:scrgbClr r="0" g="0" b="0"/>
+      </a:lnRef>
+      <a:fillRef idx="1">
+        <a:scrgbClr r="0" g="0" b="0"/>
+      </a:fillRef>
+      <a:effectRef idx="0">
+        <a:scrgbClr r="0" g="0" b="0"/>
+      </a:effectRef>
+      <a:fontRef idx="minor"/>
+    </dgm:style>
+  </dgm:styleLbl>
+  <dgm:styleLbl name="alignAccFollowNode1">
+    <dgm:scene3d>
+      <a:camera prst="orthographicFront"/>
+      <a:lightRig rig="threePt" dir="t"/>
+    </dgm:scene3d>
+    <dgm:sp3d/>
+    <dgm:txPr/>
+    <dgm:style>
+      <a:lnRef idx="2">
+        <a:scrgbClr r="0" g="0" b="0"/>
+      </a:lnRef>
+      <a:fillRef idx="1">
+        <a:scrgbClr r="0" g="0" b="0"/>
+      </a:fillRef>
+      <a:effectRef idx="0">
+        <a:scrgbClr r="0" g="0" b="0"/>
+      </a:effectRef>
+      <a:fontRef idx="minor"/>
+    </dgm:style>
+  </dgm:styleLbl>
+  <dgm:styleLbl name="bgAccFollowNode1">
+    <dgm:scene3d>
+      <a:camera prst="orthographicFront"/>
+      <a:lightRig rig="threePt" dir="t"/>
+    </dgm:scene3d>
+    <dgm:sp3d/>
+    <dgm:txPr/>
+    <dgm:style>
+      <a:lnRef idx="2">
+        <a:scrgbClr r="0" g="0" b="0"/>
+      </a:lnRef>
+      <a:fillRef idx="1">
+        <a:scrgbClr r="0" g="0" b="0"/>
+      </a:fillRef>
+      <a:effectRef idx="0">
+        <a:scrgbClr r="0" g="0" b="0"/>
+      </a:effectRef>
+      <a:fontRef idx="minor"/>
+    </dgm:style>
+  </dgm:styleLbl>
+  <dgm:styleLbl name="fgAcc0">
+    <dgm:scene3d>
+      <a:camera prst="orthographicFront"/>
+      <a:lightRig rig="threePt" dir="t"/>
+    </dgm:scene3d>
+    <dgm:sp3d/>
+    <dgm:txPr/>
+    <dgm:style>
+      <a:lnRef idx="2">
+        <a:scrgbClr r="0" g="0" b="0"/>
+      </a:lnRef>
+      <a:fillRef idx="1">
+        <a:scrgbClr r="0" g="0" b="0"/>
+      </a:fillRef>
+      <a:effectRef idx="0">
+        <a:scrgbClr r="0" g="0" b="0"/>
+      </a:effectRef>
+      <a:fontRef idx="minor"/>
+    </dgm:style>
+  </dgm:styleLbl>
+  <dgm:styleLbl name="fgAcc2">
+    <dgm:scene3d>
+      <a:camera prst="orthographicFront"/>
+      <a:lightRig rig="threePt" dir="t"/>
+    </dgm:scene3d>
+    <dgm:sp3d/>
+    <dgm:txPr/>
+    <dgm:style>
+      <a:lnRef idx="2">
+        <a:scrgbClr r="0" g="0" b="0"/>
+      </a:lnRef>
+      <a:fillRef idx="1">
+        <a:scrgbClr r="0" g="0" b="0"/>
+      </a:fillRef>
+      <a:effectRef idx="0">
+        <a:scrgbClr r="0" g="0" b="0"/>
+      </a:effectRef>
+      <a:fontRef idx="minor"/>
+    </dgm:style>
+  </dgm:styleLbl>
+  <dgm:styleLbl name="fgAcc3">
+    <dgm:scene3d>
+      <a:camera prst="orthographicFront"/>
+      <a:lightRig rig="threePt" dir="t"/>
+    </dgm:scene3d>
+    <dgm:sp3d/>
+    <dgm:txPr/>
+    <dgm:style>
+      <a:lnRef idx="2">
+        <a:scrgbClr r="0" g="0" b="0"/>
+      </a:lnRef>
+      <a:fillRef idx="1">
+        <a:scrgbClr r="0" g="0" b="0"/>
+      </a:fillRef>
+      <a:effectRef idx="0">
+        <a:scrgbClr r="0" g="0" b="0"/>
+      </a:effectRef>
+      <a:fontRef idx="minor"/>
+    </dgm:style>
+  </dgm:styleLbl>
+  <dgm:styleLbl name="fgAcc4">
+    <dgm:scene3d>
+      <a:camera prst="orthographicFront"/>
+      <a:lightRig rig="threePt" dir="t"/>
+    </dgm:scene3d>
+    <dgm:sp3d/>
+    <dgm:txPr/>
+    <dgm:style>
+      <a:lnRef idx="2">
+        <a:scrgbClr r="0" g="0" b="0"/>
+      </a:lnRef>
+      <a:fillRef idx="1">
+        <a:scrgbClr r="0" g="0" b="0"/>
+      </a:fillRef>
+      <a:effectRef idx="0">
+        <a:scrgbClr r="0" g="0" b="0"/>
+      </a:effectRef>
+      <a:fontRef idx="minor"/>
+    </dgm:style>
+  </dgm:styleLbl>
+  <dgm:styleLbl name="bgShp">
+    <dgm:scene3d>
+      <a:camera prst="orthographicFront"/>
+      <a:lightRig rig="threePt" dir="t"/>
+    </dgm:scene3d>
+    <dgm:sp3d/>
+    <dgm:txPr/>
+    <dgm:style>
+      <a:lnRef idx="0">
+        <a:scrgbClr r="0" g="0" b="0"/>
+      </a:lnRef>
+      <a:fillRef idx="1">
+        <a:scrgbClr r="0" g="0" b="0"/>
+      </a:fillRef>
+      <a:effectRef idx="0">
+        <a:scrgbClr r="0" g="0" b="0"/>
+      </a:effectRef>
+      <a:fontRef idx="minor"/>
+    </dgm:style>
+  </dgm:styleLbl>
+  <dgm:styleLbl name="dkBgShp">
+    <dgm:scene3d>
+      <a:camera prst="orthographicFront"/>
+      <a:lightRig rig="threePt" dir="t"/>
+    </dgm:scene3d>
+    <dgm:sp3d/>
+    <dgm:txPr/>
+    <dgm:style>
+      <a:lnRef idx="0">
+        <a:scrgbClr r="0" g="0" b="0"/>
+      </a:lnRef>
+      <a:fillRef idx="1">
+        <a:scrgbClr r="0" g="0" b="0"/>
+      </a:fillRef>
+      <a:effectRef idx="0">
+        <a:scrgbClr r="0" g="0" b="0"/>
+      </a:effectRef>
+      <a:fontRef idx="minor"/>
+    </dgm:style>
+  </dgm:styleLbl>
+  <dgm:styleLbl name="trBgShp">
+    <dgm:scene3d>
+      <a:camera prst="orthographicFront"/>
+      <a:lightRig rig="threePt" dir="t"/>
+    </dgm:scene3d>
+    <dgm:sp3d/>
+    <dgm:txPr/>
+    <dgm:style>
+      <a:lnRef idx="0">
+        <a:scrgbClr r="0" g="0" b="0"/>
+      </a:lnRef>
+      <a:fillRef idx="1">
+        <a:scrgbClr r="0" g="0" b="0"/>
+      </a:fillRef>
+      <a:effectRef idx="0">
+        <a:scrgbClr r="0" g="0" b="0"/>
+      </a:effectRef>
+      <a:fontRef idx="minor"/>
+    </dgm:style>
+  </dgm:styleLbl>
+  <dgm:styleLbl name="fgShp">
+    <dgm:scene3d>
+      <a:camera prst="orthographicFront"/>
+      <a:lightRig rig="threePt" dir="t"/>
+    </dgm:scene3d>
+    <dgm:sp3d/>
+    <dgm:txPr/>
+    <dgm:style>
+      <a:lnRef idx="2">
+        <a:scrgbClr r="0" g="0" b="0"/>
+      </a:lnRef>
+      <a:fillRef idx="1">
+        <a:scrgbClr r="0" g="0" b="0"/>
+      </a:fillRef>
+      <a:effectRef idx="0">
+        <a:scrgbClr r="0" g="0" b="0"/>
+      </a:effectRef>
+      <a:fontRef idx="minor"/>
+    </dgm:style>
+  </dgm:styleLbl>
+  <dgm:styleLbl name="revTx">
+    <dgm:scene3d>
+      <a:camera prst="orthographicFront"/>
+      <a:lightRig rig="threePt" dir="t"/>
+    </dgm:scene3d>
+    <dgm:sp3d/>
+    <dgm:txPr/>
+    <dgm:style>
+      <a:lnRef idx="0">
+        <a:scrgbClr r="0" g="0" b="0"/>
+      </a:lnRef>
+      <a:fillRef idx="0">
+        <a:scrgbClr r="0" g="0" b="0"/>
+      </a:fillRef>
+      <a:effectRef idx="0">
+        <a:scrgbClr r="0" g="0" b="0"/>
+      </a:effectRef>
+      <a:fontRef idx="minor"/>
+    </dgm:style>
+  </dgm:styleLbl>
+</dgm:styleDef>
+</file>
+
 <file path=word/theme/theme1.xml><?xml version="1.0" encoding="utf-8"?>
 <a:theme xmlns:a="http://schemas.openxmlformats.org/drawingml/2006/main" name="Office Theme">
   <a:themeElements>

--- a/BenBohannon_Resume.docx
+++ b/BenBohannon_Resume.docx
@@ -351,7 +351,16 @@
           <w:sz w:val="20"/>
           <w:szCs w:val="20"/>
         </w:rPr>
-        <w:t xml:space="preserve">Trusted IT leader with 20+ years of success </w:t>
+        <w:t xml:space="preserve">Enterprise Transformation Operator with </w:t>
+      </w:r>
+      <w:r>
+        <w:rPr>
+          <w:rFonts w:ascii="Calibri" w:eastAsia="Calibri" w:hAnsi="Calibri" w:cs="Calibri"/>
+          <w:b/>
+          <w:sz w:val="20"/>
+          <w:szCs w:val="20"/>
+        </w:rPr>
+        <w:t xml:space="preserve">20+ years of success </w:t>
       </w:r>
       <w:r>
         <w:rPr>
@@ -598,7 +607,25 @@
           <w:sz w:val="20"/>
           <w:szCs w:val="20"/>
         </w:rPr>
-        <w:t xml:space="preserve"> for successfully driving the digital transformation of global capital management processes, modernizing legacy systems and unlocking enterprise-wide efficiencies.</w:t>
+        <w:t xml:space="preserve"> for successfully driving the </w:t>
+      </w:r>
+      <w:r>
+        <w:rPr>
+          <w:rFonts w:ascii="Calibri" w:eastAsia="Calibri" w:hAnsi="Calibri" w:cs="Calibri"/>
+          <w:color w:val="000000"/>
+          <w:sz w:val="20"/>
+          <w:szCs w:val="20"/>
+        </w:rPr>
+        <w:t>modernization</w:t>
+      </w:r>
+      <w:r>
+        <w:rPr>
+          <w:rFonts w:ascii="Calibri" w:eastAsia="Calibri" w:hAnsi="Calibri" w:cs="Calibri"/>
+          <w:color w:val="000000"/>
+          <w:sz w:val="20"/>
+          <w:szCs w:val="20"/>
+        </w:rPr>
+        <w:t xml:space="preserve"> of global capital management processes, modernizing legacy systems and unlocking enterprise-wide efficiencies.</w:t>
       </w:r>
     </w:p>
     <w:p>
@@ -687,7 +714,7 @@
           <w:sz w:val="18"/>
           <w:szCs w:val="18"/>
         </w:rPr>
-        <w:t>Project</w:t>
+        <w:t>Pro</w:t>
       </w:r>
       <w:r>
         <w:rPr>
@@ -696,7 +723,7 @@
           <w:sz w:val="18"/>
           <w:szCs w:val="18"/>
         </w:rPr>
-        <w:t xml:space="preserve"> &amp; Program</w:t>
+        <w:t>gram</w:t>
       </w:r>
       <w:r>
         <w:rPr>
@@ -705,7 +732,7 @@
           <w:sz w:val="18"/>
           <w:szCs w:val="18"/>
         </w:rPr>
-        <w:t xml:space="preserve"> Management</w:t>
+        <w:t xml:space="preserve"> &amp; P</w:t>
       </w:r>
       <w:r>
         <w:rPr>
@@ -714,7 +741,7 @@
           <w:sz w:val="18"/>
           <w:szCs w:val="18"/>
         </w:rPr>
-        <w:t xml:space="preserve"> </w:t>
+        <w:t>ortfolio</w:t>
       </w:r>
       <w:r>
         <w:rPr>
@@ -723,7 +750,7 @@
           <w:sz w:val="18"/>
           <w:szCs w:val="18"/>
         </w:rPr>
-        <w:t xml:space="preserve">| </w:t>
+        <w:t xml:space="preserve"> Management</w:t>
       </w:r>
       <w:r>
         <w:rPr>
@@ -732,7 +759,7 @@
           <w:sz w:val="18"/>
           <w:szCs w:val="18"/>
         </w:rPr>
-        <w:t xml:space="preserve">Product Management | Innovation and </w:t>
+        <w:t xml:space="preserve"> </w:t>
       </w:r>
       <w:r>
         <w:rPr>
@@ -741,7 +768,7 @@
           <w:sz w:val="18"/>
           <w:szCs w:val="18"/>
         </w:rPr>
-        <w:t>Solution</w:t>
+        <w:t xml:space="preserve">| </w:t>
       </w:r>
       <w:r>
         <w:rPr>
@@ -750,7 +777,7 @@
           <w:sz w:val="18"/>
           <w:szCs w:val="18"/>
         </w:rPr>
-        <w:t xml:space="preserve"> Design</w:t>
+        <w:t xml:space="preserve">Product Management | Innovation and </w:t>
       </w:r>
       <w:r>
         <w:rPr>
@@ -759,7 +786,7 @@
           <w:sz w:val="18"/>
           <w:szCs w:val="18"/>
         </w:rPr>
-        <w:t xml:space="preserve"> </w:t>
+        <w:t>Solution</w:t>
       </w:r>
       <w:r>
         <w:rPr>
@@ -768,7 +795,7 @@
           <w:sz w:val="18"/>
           <w:szCs w:val="18"/>
         </w:rPr>
-        <w:t>|</w:t>
+        <w:t xml:space="preserve"> </w:t>
       </w:r>
       <w:r>
         <w:rPr>
@@ -777,7 +804,7 @@
           <w:sz w:val="18"/>
           <w:szCs w:val="18"/>
         </w:rPr>
-        <w:t xml:space="preserve"> </w:t>
+        <w:t>Development</w:t>
       </w:r>
       <w:r>
         <w:rPr>
@@ -786,17 +813,20 @@
           <w:sz w:val="18"/>
           <w:szCs w:val="18"/>
         </w:rPr>
-        <w:t>API &amp; Systems Integratio</w:t>
-      </w:r>
-      <w:r>
+        <w:t xml:space="preserve">  </w:t>
+      </w:r>
+    </w:p>
+    <w:p>
+      <w:pPr>
+        <w:shd w:val="clear" w:color="auto" w:fill="F2F2F2"/>
+        <w:spacing w:line="276" w:lineRule="auto"/>
         <w:rPr>
           <w:rFonts w:ascii="Calibri" w:eastAsia="Calibri" w:hAnsi="Calibri" w:cs="Calibri"/>
           <w:b/>
           <w:sz w:val="18"/>
           <w:szCs w:val="18"/>
         </w:rPr>
-        <w:t>n</w:t>
-      </w:r>
+      </w:pPr>
       <w:r>
         <w:rPr>
           <w:rFonts w:ascii="Calibri" w:eastAsia="Calibri" w:hAnsi="Calibri" w:cs="Calibri"/>
@@ -804,7 +834,7 @@
           <w:sz w:val="18"/>
           <w:szCs w:val="18"/>
         </w:rPr>
-        <w:t xml:space="preserve"> </w:t>
+        <w:t xml:space="preserve">  </w:t>
       </w:r>
       <w:r>
         <w:rPr>
@@ -813,7 +843,79 @@
           <w:sz w:val="18"/>
           <w:szCs w:val="18"/>
         </w:rPr>
-        <w:t xml:space="preserve">  </w:t>
+        <w:t xml:space="preserve">Enterprise Architecture | </w:t>
+      </w:r>
+      <w:r>
+        <w:rPr>
+          <w:rFonts w:ascii="Calibri" w:eastAsia="Calibri" w:hAnsi="Calibri" w:cs="Calibri"/>
+          <w:b/>
+          <w:sz w:val="18"/>
+          <w:szCs w:val="18"/>
+        </w:rPr>
+        <w:t xml:space="preserve">Digital Transformation | </w:t>
+      </w:r>
+      <w:r>
+        <w:rPr>
+          <w:rFonts w:ascii="Calibri" w:eastAsia="Calibri" w:hAnsi="Calibri" w:cs="Calibri"/>
+          <w:b/>
+          <w:sz w:val="18"/>
+          <w:szCs w:val="18"/>
+        </w:rPr>
+        <w:t xml:space="preserve">Cloud </w:t>
+      </w:r>
+      <w:r>
+        <w:rPr>
+          <w:rFonts w:ascii="Calibri" w:eastAsia="Calibri" w:hAnsi="Calibri" w:cs="Calibri"/>
+          <w:b/>
+          <w:sz w:val="18"/>
+          <w:szCs w:val="18"/>
+        </w:rPr>
+        <w:t xml:space="preserve">Ownership &amp; </w:t>
+      </w:r>
+      <w:r>
+        <w:rPr>
+          <w:rFonts w:ascii="Calibri" w:eastAsia="Calibri" w:hAnsi="Calibri" w:cs="Calibri"/>
+          <w:b/>
+          <w:sz w:val="18"/>
+          <w:szCs w:val="18"/>
+        </w:rPr>
+        <w:t>Strategy</w:t>
+      </w:r>
+      <w:r>
+        <w:rPr>
+          <w:rFonts w:ascii="Calibri" w:eastAsia="Calibri" w:hAnsi="Calibri" w:cs="Calibri"/>
+          <w:b/>
+          <w:sz w:val="18"/>
+          <w:szCs w:val="18"/>
+        </w:rPr>
+        <w:t xml:space="preserve"> | </w:t>
+      </w:r>
+      <w:r>
+        <w:rPr>
+          <w:rFonts w:ascii="Calibri" w:eastAsia="Calibri" w:hAnsi="Calibri" w:cs="Calibri"/>
+          <w:b/>
+          <w:sz w:val="18"/>
+          <w:szCs w:val="18"/>
+        </w:rPr>
+        <w:t>Data Analytics &amp; Reporting</w:t>
+      </w:r>
+      <w:r>
+        <w:rPr>
+          <w:rFonts w:ascii="Calibri" w:eastAsia="Calibri" w:hAnsi="Calibri" w:cs="Calibri"/>
+          <w:b/>
+          <w:sz w:val="18"/>
+          <w:szCs w:val="18"/>
+        </w:rPr>
+        <w:t xml:space="preserve"> </w:t>
+      </w:r>
+      <w:r>
+        <w:rPr>
+          <w:rFonts w:ascii="Calibri" w:eastAsia="Calibri" w:hAnsi="Calibri" w:cs="Calibri"/>
+          <w:b/>
+          <w:sz w:val="18"/>
+          <w:szCs w:val="18"/>
+        </w:rPr>
+        <w:t xml:space="preserve"> </w:t>
       </w:r>
     </w:p>
     <w:p>
@@ -843,7 +945,7 @@
           <w:sz w:val="18"/>
           <w:szCs w:val="18"/>
         </w:rPr>
-        <w:t>Data Analytics &amp; Reporting</w:t>
+        <w:t>IT Service</w:t>
       </w:r>
       <w:r>
         <w:rPr>
@@ -852,7 +954,7 @@
           <w:sz w:val="18"/>
           <w:szCs w:val="18"/>
         </w:rPr>
-        <w:t xml:space="preserve"> </w:t>
+        <w:t xml:space="preserve"> Management</w:t>
       </w:r>
       <w:r>
         <w:rPr>
@@ -861,7 +963,7 @@
           <w:sz w:val="18"/>
           <w:szCs w:val="18"/>
         </w:rPr>
-        <w:t xml:space="preserve">| </w:t>
+        <w:t xml:space="preserve"> | Governance | Financial Management</w:t>
       </w:r>
       <w:r>
         <w:rPr>
@@ -870,7 +972,7 @@
           <w:sz w:val="18"/>
           <w:szCs w:val="18"/>
         </w:rPr>
-        <w:t>Cloud Strategy &amp; Migration</w:t>
+        <w:t xml:space="preserve"> | </w:t>
       </w:r>
       <w:r>
         <w:rPr>
@@ -879,7 +981,7 @@
           <w:sz w:val="18"/>
           <w:szCs w:val="18"/>
         </w:rPr>
-        <w:t xml:space="preserve"> | </w:t>
+        <w:t>Compliance &amp; Risk Management</w:t>
       </w:r>
       <w:r>
         <w:rPr>
@@ -888,7 +990,7 @@
           <w:sz w:val="18"/>
           <w:szCs w:val="18"/>
         </w:rPr>
-        <w:t xml:space="preserve">Digital Transformation | </w:t>
+        <w:t xml:space="preserve"> | </w:t>
       </w:r>
       <w:r>
         <w:rPr>
@@ -897,20 +999,17 @@
           <w:sz w:val="18"/>
           <w:szCs w:val="18"/>
         </w:rPr>
-        <w:t xml:space="preserve">Enterprise Architecture </w:t>
-      </w:r>
-    </w:p>
-    <w:p>
-      <w:pPr>
-        <w:shd w:val="clear" w:color="auto" w:fill="F2F2F2"/>
-        <w:spacing w:line="276" w:lineRule="auto"/>
+        <w:t>Process Improvement</w:t>
+      </w:r>
+      <w:r>
         <w:rPr>
           <w:rFonts w:ascii="Calibri" w:eastAsia="Calibri" w:hAnsi="Calibri" w:cs="Calibri"/>
           <w:b/>
           <w:sz w:val="18"/>
           <w:szCs w:val="18"/>
         </w:rPr>
-      </w:pPr>
+        <w:t xml:space="preserve">  </w:t>
+      </w:r>
       <w:r>
         <w:rPr>
           <w:rFonts w:ascii="Calibri" w:eastAsia="Calibri" w:hAnsi="Calibri" w:cs="Calibri"/>
@@ -918,6 +1017,7 @@
           <w:sz w:val="18"/>
           <w:szCs w:val="18"/>
         </w:rPr>
+        <w:br/>
         <w:t xml:space="preserve">  </w:t>
       </w:r>
       <w:r>
@@ -927,7 +1027,7 @@
           <w:sz w:val="18"/>
           <w:szCs w:val="18"/>
         </w:rPr>
-        <w:t>Compliance &amp; Risk Management</w:t>
+        <w:t xml:space="preserve">People and Teams | </w:t>
       </w:r>
       <w:r>
         <w:rPr>
@@ -936,7 +1036,7 @@
           <w:sz w:val="18"/>
           <w:szCs w:val="18"/>
         </w:rPr>
-        <w:t xml:space="preserve"> | </w:t>
+        <w:t>Vendor &amp; Stakeholder Management | Change Management</w:t>
       </w:r>
       <w:r>
         <w:rPr>
@@ -945,7 +1045,7 @@
           <w:sz w:val="18"/>
           <w:szCs w:val="18"/>
         </w:rPr>
-        <w:t>Process Improvement |</w:t>
+        <w:t xml:space="preserve"> | </w:t>
       </w:r>
       <w:r>
         <w:rPr>
@@ -954,7 +1054,7 @@
           <w:sz w:val="18"/>
           <w:szCs w:val="18"/>
         </w:rPr>
-        <w:t xml:space="preserve"> </w:t>
+        <w:t>Global</w:t>
       </w:r>
       <w:r>
         <w:rPr>
@@ -963,7 +1063,7 @@
           <w:sz w:val="18"/>
           <w:szCs w:val="18"/>
         </w:rPr>
-        <w:t xml:space="preserve">IT Service Delivery | IT Governance | IT Financial Management  </w:t>
+        <w:t xml:space="preserve"> and </w:t>
       </w:r>
       <w:r>
         <w:rPr>
@@ -972,8 +1072,7 @@
           <w:sz w:val="18"/>
           <w:szCs w:val="18"/>
         </w:rPr>
-        <w:br/>
-        <w:t xml:space="preserve">  </w:t>
+        <w:t>Expatriate Experience</w:t>
       </w:r>
       <w:r>
         <w:rPr>
@@ -982,52 +1081,7 @@
           <w:sz w:val="18"/>
           <w:szCs w:val="18"/>
         </w:rPr>
-        <w:t xml:space="preserve">Vendor &amp; Stakeholder Management | </w:t>
-      </w:r>
-      <w:r>
-        <w:rPr>
-          <w:rFonts w:ascii="Calibri" w:eastAsia="Calibri" w:hAnsi="Calibri" w:cs="Calibri"/>
-          <w:b/>
-          <w:sz w:val="18"/>
-          <w:szCs w:val="18"/>
-        </w:rPr>
-        <w:t xml:space="preserve">Global </w:t>
-      </w:r>
-      <w:r>
-        <w:rPr>
-          <w:rFonts w:ascii="Calibri" w:eastAsia="Calibri" w:hAnsi="Calibri" w:cs="Calibri"/>
-          <w:b/>
-          <w:sz w:val="18"/>
-          <w:szCs w:val="18"/>
-        </w:rPr>
-        <w:t xml:space="preserve">People </w:t>
-      </w:r>
-      <w:r>
-        <w:rPr>
-          <w:rFonts w:ascii="Calibri" w:eastAsia="Calibri" w:hAnsi="Calibri" w:cs="Calibri"/>
-          <w:b/>
-          <w:sz w:val="18"/>
-          <w:szCs w:val="18"/>
-        </w:rPr>
-        <w:t xml:space="preserve">and Teams | </w:t>
-      </w:r>
-      <w:r>
-        <w:rPr>
-          <w:rFonts w:ascii="Calibri" w:eastAsia="Calibri" w:hAnsi="Calibri" w:cs="Calibri"/>
-          <w:b/>
-          <w:sz w:val="18"/>
-          <w:szCs w:val="18"/>
-        </w:rPr>
-        <w:t>Change Management</w:t>
-      </w:r>
-      <w:r>
-        <w:rPr>
-          <w:rFonts w:ascii="Calibri" w:eastAsia="Calibri" w:hAnsi="Calibri" w:cs="Calibri"/>
-          <w:b/>
-          <w:sz w:val="18"/>
-          <w:szCs w:val="18"/>
-        </w:rPr>
-        <w:t xml:space="preserve"> | Expatriate Experience</w:t>
+        <w:t>s</w:t>
       </w:r>
     </w:p>
     <w:p>
@@ -1690,18 +1744,56 @@
           <w:sz w:val="20"/>
           <w:szCs w:val="20"/>
         </w:rPr>
-        <w:t xml:space="preserve"> by providing people, team, and technical leadership to deliver cloud and IoT solutions for ExxonMobil’s Upstream business, advancing digital transformation across oil and gas field operations.</w:t>
-      </w:r>
-    </w:p>
-    <w:p>
-      <w:pPr>
-        <w:spacing w:line="276" w:lineRule="auto"/>
-        <w:rPr>
-          <w:rFonts w:ascii="Calibri" w:eastAsia="Calibri" w:hAnsi="Calibri" w:cs="Calibri"/>
-          <w:sz w:val="20"/>
-          <w:szCs w:val="20"/>
-        </w:rPr>
-      </w:pPr>
+        <w:t xml:space="preserve"> by providing </w:t>
+      </w:r>
+      <w:r>
+        <w:rPr>
+          <w:rFonts w:ascii="Calibri" w:eastAsia="Calibri" w:hAnsi="Calibri" w:cs="Calibri"/>
+          <w:sz w:val="20"/>
+          <w:szCs w:val="20"/>
+        </w:rPr>
+        <w:t xml:space="preserve">the people, standards, </w:t>
+      </w:r>
+      <w:r>
+        <w:rPr>
+          <w:rFonts w:ascii="Calibri" w:eastAsia="Calibri" w:hAnsi="Calibri" w:cs="Calibri"/>
+          <w:sz w:val="20"/>
+          <w:szCs w:val="20"/>
+        </w:rPr>
+        <w:t xml:space="preserve">and </w:t>
+      </w:r>
+      <w:r>
+        <w:rPr>
+          <w:rFonts w:ascii="Calibri" w:eastAsia="Calibri" w:hAnsi="Calibri" w:cs="Calibri"/>
+          <w:sz w:val="20"/>
+          <w:szCs w:val="20"/>
+        </w:rPr>
+        <w:t>system landscape decisions</w:t>
+      </w:r>
+      <w:r>
+        <w:rPr>
+          <w:rFonts w:ascii="Calibri" w:eastAsia="Calibri" w:hAnsi="Calibri" w:cs="Calibri"/>
+          <w:sz w:val="20"/>
+          <w:szCs w:val="20"/>
+        </w:rPr>
+        <w:t xml:space="preserve"> to deliver cloud and IoT solutions for ExxonMobil’s Upstream business, advancing digit</w:t>
+      </w:r>
+      <w:r>
+        <w:rPr>
+          <w:rFonts w:ascii="Calibri" w:eastAsia="Calibri" w:hAnsi="Calibri" w:cs="Calibri"/>
+          <w:sz w:val="20"/>
+          <w:szCs w:val="20"/>
+        </w:rPr>
+        <w:t xml:space="preserve">ization </w:t>
+      </w:r>
+      <w:r>
+        <w:rPr>
+          <w:rFonts w:ascii="Calibri" w:eastAsia="Calibri" w:hAnsi="Calibri" w:cs="Calibri"/>
+          <w:sz w:val="20"/>
+          <w:szCs w:val="20"/>
+        </w:rPr>
+        <w:t>across oil and gas field operations.</w:t>
+      </w:r>
     </w:p>
     <w:p>
       <w:pPr>
@@ -2252,11 +2344,12 @@
         <w:rPr>
           <w:rFonts w:ascii="Calibri" w:eastAsia="Calibri" w:hAnsi="Calibri" w:cs="Calibri"/>
           <w:b/>
+          <w:bCs/>
           <w:color w:val="000000"/>
           <w:sz w:val="20"/>
           <w:szCs w:val="20"/>
         </w:rPr>
-        <w:t>Built 70 APIs across 12 systems</w:t>
+        <w:t>Defined enterprise integration architecture and API strategy</w:t>
       </w:r>
       <w:r>
         <w:rPr>
@@ -2265,7 +2358,7 @@
           <w:sz w:val="20"/>
           <w:szCs w:val="20"/>
         </w:rPr>
-        <w:t xml:space="preserve"> using MuleSoft Anypoint, streamlining enterprise connectivity across cloud and on-prem environments while enabling real-time data flow and improved operational efficiency.</w:t>
+        <w:t>, delivering 70 APIs across 12 systems using MuleSoft to standardize connectivity across cloud and on-prem ecosystems.</w:t>
       </w:r>
     </w:p>
     <w:p>
@@ -3353,6 +3446,8 @@
       <w:r>
         <w:rPr>
           <w:rFonts w:ascii="Calibri" w:eastAsia="Calibri" w:hAnsi="Calibri" w:cs="Calibri"/>
+          <w:b/>
+          <w:bCs/>
           <w:sz w:val="20"/>
           <w:szCs w:val="20"/>
         </w:rPr>
@@ -3361,6 +3456,8 @@
       <w:r>
         <w:rPr>
           <w:rFonts w:ascii="Calibri" w:eastAsia="Calibri" w:hAnsi="Calibri" w:cs="Calibri"/>
+          <w:b/>
+          <w:bCs/>
           <w:sz w:val="20"/>
           <w:szCs w:val="20"/>
         </w:rPr>
@@ -3369,22 +3466,28 @@
       <w:r>
         <w:rPr>
           <w:rFonts w:ascii="Calibri" w:eastAsia="Calibri" w:hAnsi="Calibri" w:cs="Calibri"/>
-          <w:sz w:val="20"/>
-          <w:szCs w:val="20"/>
-        </w:rPr>
-        <w:t>Enterprise Architec</w:t>
-      </w:r>
-      <w:r>
-        <w:rPr>
-          <w:rFonts w:ascii="Calibri" w:eastAsia="Calibri" w:hAnsi="Calibri" w:cs="Calibri"/>
-          <w:sz w:val="20"/>
-          <w:szCs w:val="20"/>
-        </w:rPr>
-        <w:t>t</w:t>
-      </w:r>
-      <w:r>
-        <w:rPr>
-          <w:rFonts w:ascii="Calibri" w:eastAsia="Calibri" w:hAnsi="Calibri" w:cs="Calibri"/>
+          <w:b/>
+          <w:bCs/>
+          <w:sz w:val="20"/>
+          <w:szCs w:val="20"/>
+        </w:rPr>
+        <w:t xml:space="preserve">Certified </w:t>
+      </w:r>
+      <w:r>
+        <w:rPr>
+          <w:rFonts w:ascii="Calibri" w:eastAsia="Calibri" w:hAnsi="Calibri" w:cs="Calibri"/>
+          <w:b/>
+          <w:bCs/>
+          <w:sz w:val="20"/>
+          <w:szCs w:val="20"/>
+        </w:rPr>
+        <w:t>Enterprise Architect</w:t>
+      </w:r>
+      <w:r>
+        <w:rPr>
+          <w:rFonts w:ascii="Calibri" w:eastAsia="Calibri" w:hAnsi="Calibri" w:cs="Calibri"/>
+          <w:b/>
+          <w:bCs/>
           <w:sz w:val="20"/>
           <w:szCs w:val="20"/>
         </w:rPr>
@@ -4711,6 +4814,155 @@
     </w:lvl>
   </w:abstractNum>
   <w:abstractNum w:abstractNumId="9" w15:restartNumberingAfterBreak="0">
+    <w:nsid w:val="5D06067F"/>
+    <w:multiLevelType w:val="multilevel"/>
+    <w:tmpl w:val="B6741D72"/>
+    <w:lvl w:ilvl="0">
+      <w:start w:val="1"/>
+      <w:numFmt w:val="bullet"/>
+      <w:lvlText w:val=""/>
+      <w:lvlJc w:val="left"/>
+      <w:pPr>
+        <w:tabs>
+          <w:tab w:val="num" w:pos="720"/>
+        </w:tabs>
+        <w:ind w:left="720" w:hanging="360"/>
+      </w:pPr>
+      <w:rPr>
+        <w:rFonts w:ascii="Symbol" w:hAnsi="Symbol" w:hint="default"/>
+        <w:sz w:val="20"/>
+      </w:rPr>
+    </w:lvl>
+    <w:lvl w:ilvl="1" w:tentative="1">
+      <w:start w:val="1"/>
+      <w:numFmt w:val="bullet"/>
+      <w:lvlText w:val="o"/>
+      <w:lvlJc w:val="left"/>
+      <w:pPr>
+        <w:tabs>
+          <w:tab w:val="num" w:pos="1440"/>
+        </w:tabs>
+        <w:ind w:left="1440" w:hanging="360"/>
+      </w:pPr>
+      <w:rPr>
+        <w:rFonts w:ascii="Courier New" w:hAnsi="Courier New" w:hint="default"/>
+        <w:sz w:val="20"/>
+      </w:rPr>
+    </w:lvl>
+    <w:lvl w:ilvl="2" w:tentative="1">
+      <w:start w:val="1"/>
+      <w:numFmt w:val="bullet"/>
+      <w:lvlText w:val=""/>
+      <w:lvlJc w:val="left"/>
+      <w:pPr>
+        <w:tabs>
+          <w:tab w:val="num" w:pos="2160"/>
+        </w:tabs>
+        <w:ind w:left="2160" w:hanging="360"/>
+      </w:pPr>
+      <w:rPr>
+        <w:rFonts w:ascii="Wingdings" w:hAnsi="Wingdings" w:hint="default"/>
+        <w:sz w:val="20"/>
+      </w:rPr>
+    </w:lvl>
+    <w:lvl w:ilvl="3" w:tentative="1">
+      <w:start w:val="1"/>
+      <w:numFmt w:val="bullet"/>
+      <w:lvlText w:val=""/>
+      <w:lvlJc w:val="left"/>
+      <w:pPr>
+        <w:tabs>
+          <w:tab w:val="num" w:pos="2880"/>
+        </w:tabs>
+        <w:ind w:left="2880" w:hanging="360"/>
+      </w:pPr>
+      <w:rPr>
+        <w:rFonts w:ascii="Wingdings" w:hAnsi="Wingdings" w:hint="default"/>
+        <w:sz w:val="20"/>
+      </w:rPr>
+    </w:lvl>
+    <w:lvl w:ilvl="4" w:tentative="1">
+      <w:start w:val="1"/>
+      <w:numFmt w:val="bullet"/>
+      <w:lvlText w:val=""/>
+      <w:lvlJc w:val="left"/>
+      <w:pPr>
+        <w:tabs>
+          <w:tab w:val="num" w:pos="3600"/>
+        </w:tabs>
+        <w:ind w:left="3600" w:hanging="360"/>
+      </w:pPr>
+      <w:rPr>
+        <w:rFonts w:ascii="Wingdings" w:hAnsi="Wingdings" w:hint="default"/>
+        <w:sz w:val="20"/>
+      </w:rPr>
+    </w:lvl>
+    <w:lvl w:ilvl="5" w:tentative="1">
+      <w:start w:val="1"/>
+      <w:numFmt w:val="bullet"/>
+      <w:lvlText w:val=""/>
+      <w:lvlJc w:val="left"/>
+      <w:pPr>
+        <w:tabs>
+          <w:tab w:val="num" w:pos="4320"/>
+        </w:tabs>
+        <w:ind w:left="4320" w:hanging="360"/>
+      </w:pPr>
+      <w:rPr>
+        <w:rFonts w:ascii="Wingdings" w:hAnsi="Wingdings" w:hint="default"/>
+        <w:sz w:val="20"/>
+      </w:rPr>
+    </w:lvl>
+    <w:lvl w:ilvl="6" w:tentative="1">
+      <w:start w:val="1"/>
+      <w:numFmt w:val="bullet"/>
+      <w:lvlText w:val=""/>
+      <w:lvlJc w:val="left"/>
+      <w:pPr>
+        <w:tabs>
+          <w:tab w:val="num" w:pos="5040"/>
+        </w:tabs>
+        <w:ind w:left="5040" w:hanging="360"/>
+      </w:pPr>
+      <w:rPr>
+        <w:rFonts w:ascii="Wingdings" w:hAnsi="Wingdings" w:hint="default"/>
+        <w:sz w:val="20"/>
+      </w:rPr>
+    </w:lvl>
+    <w:lvl w:ilvl="7" w:tentative="1">
+      <w:start w:val="1"/>
+      <w:numFmt w:val="bullet"/>
+      <w:lvlText w:val=""/>
+      <w:lvlJc w:val="left"/>
+      <w:pPr>
+        <w:tabs>
+          <w:tab w:val="num" w:pos="5760"/>
+        </w:tabs>
+        <w:ind w:left="5760" w:hanging="360"/>
+      </w:pPr>
+      <w:rPr>
+        <w:rFonts w:ascii="Wingdings" w:hAnsi="Wingdings" w:hint="default"/>
+        <w:sz w:val="20"/>
+      </w:rPr>
+    </w:lvl>
+    <w:lvl w:ilvl="8" w:tentative="1">
+      <w:start w:val="1"/>
+      <w:numFmt w:val="bullet"/>
+      <w:lvlText w:val=""/>
+      <w:lvlJc w:val="left"/>
+      <w:pPr>
+        <w:tabs>
+          <w:tab w:val="num" w:pos="6480"/>
+        </w:tabs>
+        <w:ind w:left="6480" w:hanging="360"/>
+      </w:pPr>
+      <w:rPr>
+        <w:rFonts w:ascii="Wingdings" w:hAnsi="Wingdings" w:hint="default"/>
+        <w:sz w:val="20"/>
+      </w:rPr>
+    </w:lvl>
+  </w:abstractNum>
+  <w:abstractNum w:abstractNumId="10" w15:restartNumberingAfterBreak="0">
     <w:nsid w:val="628D1842"/>
     <w:multiLevelType w:val="multilevel"/>
     <w:tmpl w:val="99781CDE"/>
@@ -4844,7 +5096,7 @@
       </w:rPr>
     </w:lvl>
   </w:abstractNum>
-  <w:abstractNum w:abstractNumId="10" w15:restartNumberingAfterBreak="0">
+  <w:abstractNum w:abstractNumId="11" w15:restartNumberingAfterBreak="0">
     <w:nsid w:val="6DFB180D"/>
     <w:multiLevelType w:val="multilevel"/>
     <w:tmpl w:val="7856EC6A"/>
@@ -4978,7 +5230,7 @@
       </w:rPr>
     </w:lvl>
   </w:abstractNum>
-  <w:abstractNum w:abstractNumId="11" w15:restartNumberingAfterBreak="0">
+  <w:abstractNum w:abstractNumId="12" w15:restartNumberingAfterBreak="0">
     <w:nsid w:val="7A12576E"/>
     <w:multiLevelType w:val="multilevel"/>
     <w:tmpl w:val="99584C6E"/>
@@ -5096,7 +5348,7 @@
       </w:rPr>
     </w:lvl>
   </w:abstractNum>
-  <w:abstractNum w:abstractNumId="12" w15:restartNumberingAfterBreak="0">
+  <w:abstractNum w:abstractNumId="13" w15:restartNumberingAfterBreak="0">
     <w:nsid w:val="7A14165F"/>
     <w:multiLevelType w:val="multilevel"/>
     <w:tmpl w:val="2CECDC84"/>
@@ -5214,7 +5466,7 @@
       </w:rPr>
     </w:lvl>
   </w:abstractNum>
-  <w:abstractNum w:abstractNumId="13" w15:restartNumberingAfterBreak="0">
+  <w:abstractNum w:abstractNumId="14" w15:restartNumberingAfterBreak="0">
     <w:nsid w:val="7AD87B62"/>
     <w:multiLevelType w:val="multilevel"/>
     <w:tmpl w:val="6E448AEC"/>
@@ -5364,13 +5616,13 @@
     </w:lvl>
   </w:abstractNum>
   <w:num w:numId="1" w16cid:durableId="1572084018">
-    <w:abstractNumId w:val="9"/>
+    <w:abstractNumId w:val="10"/>
   </w:num>
   <w:num w:numId="2" w16cid:durableId="875389471">
     <w:abstractNumId w:val="2"/>
   </w:num>
   <w:num w:numId="3" w16cid:durableId="1279340068">
-    <w:abstractNumId w:val="11"/>
+    <w:abstractNumId w:val="12"/>
   </w:num>
   <w:num w:numId="4" w16cid:durableId="1920552681">
     <w:abstractNumId w:val="7"/>
@@ -5391,19 +5643,22 @@
     <w:abstractNumId w:val="1"/>
   </w:num>
   <w:num w:numId="10" w16cid:durableId="1411082782">
-    <w:abstractNumId w:val="10"/>
+    <w:abstractNumId w:val="11"/>
   </w:num>
   <w:num w:numId="11" w16cid:durableId="1568877058">
     <w:abstractNumId w:val="0"/>
   </w:num>
   <w:num w:numId="12" w16cid:durableId="42943459">
-    <w:abstractNumId w:val="12"/>
+    <w:abstractNumId w:val="13"/>
   </w:num>
   <w:num w:numId="13" w16cid:durableId="718288778">
     <w:abstractNumId w:val="8"/>
   </w:num>
   <w:num w:numId="14" w16cid:durableId="1934237180">
-    <w:abstractNumId w:val="13"/>
+    <w:abstractNumId w:val="14"/>
+  </w:num>
+  <w:num w:numId="15" w16cid:durableId="2093693280">
+    <w:abstractNumId w:val="9"/>
   </w:num>
 </w:numbering>
 </file>
@@ -6404,6 +6659,23 @@
       <w:szCs w:val="16"/>
     </w:rPr>
   </w:style>
+  <w:style w:type="paragraph" w:customStyle="1" w:styleId="p1">
+    <w:name w:val="p1"/>
+    <w:basedOn w:val="Normal"/>
+    <w:rsid w:val="003D75CF"/>
+    <w:pPr>
+      <w:pBdr>
+        <w:top w:val="none" w:sz="0" w:space="0" w:color="auto"/>
+        <w:left w:val="none" w:sz="0" w:space="0" w:color="auto"/>
+        <w:bottom w:val="none" w:sz="0" w:space="0" w:color="auto"/>
+        <w:right w:val="none" w:sz="0" w:space="0" w:color="auto"/>
+      </w:pBdr>
+      <w:spacing w:before="100" w:beforeAutospacing="1" w:after="100" w:afterAutospacing="1"/>
+    </w:pPr>
+    <w:rPr>
+      <w:lang w:val="en-US"/>
+    </w:rPr>
+  </w:style>
 </w:styles>
 </file>
 
